--- a/Project-Report.docx
+++ b/Project-Report.docx
@@ -7,6 +7,8 @@
         <w:jc w:val="center"/>
         <w:rPr>
           <w:rFonts w:ascii="Times New Roman" w:hAnsi="Times New Roman" w:cs="Times New Roman"/>
+          <w:sz w:val="40"/>
+          <w:szCs w:val="40"/>
           <w:lang w:val="en-US"/>
         </w:rPr>
       </w:pPr>
@@ -16,6 +18,8 @@
         <w:jc w:val="center"/>
         <w:rPr>
           <w:rFonts w:ascii="Times New Roman" w:hAnsi="Times New Roman" w:cs="Times New Roman"/>
+          <w:sz w:val="40"/>
+          <w:szCs w:val="40"/>
           <w:lang w:val="en-US"/>
         </w:rPr>
       </w:pPr>
@@ -25,12 +29,20 @@
         <w:jc w:val="center"/>
         <w:rPr>
           <w:rFonts w:ascii="Times New Roman" w:hAnsi="Times New Roman" w:cs="Times New Roman"/>
+          <w:b/>
+          <w:bCs/>
+          <w:sz w:val="40"/>
+          <w:szCs w:val="40"/>
           <w:lang w:val="en-US"/>
         </w:rPr>
       </w:pPr>
       <w:r>
         <w:rPr>
           <w:rFonts w:ascii="Times New Roman" w:hAnsi="Times New Roman" w:cs="Times New Roman"/>
+          <w:b/>
+          <w:bCs/>
+          <w:sz w:val="40"/>
+          <w:szCs w:val="40"/>
           <w:lang w:val="en-US"/>
         </w:rPr>
         <w:t>DIGITAL LITERACY</w:t>
@@ -41,12 +53,16 @@
         <w:jc w:val="center"/>
         <w:rPr>
           <w:rFonts w:ascii="Times New Roman" w:hAnsi="Times New Roman" w:cs="Times New Roman"/>
+          <w:sz w:val="40"/>
+          <w:szCs w:val="40"/>
           <w:lang w:val="en-US"/>
         </w:rPr>
       </w:pPr>
       <w:r>
         <w:rPr>
           <w:rFonts w:ascii="Times New Roman" w:hAnsi="Times New Roman" w:cs="Times New Roman"/>
+          <w:sz w:val="40"/>
+          <w:szCs w:val="40"/>
           <w:lang w:val="en-US"/>
         </w:rPr>
         <w:t>NGMC Evaluated Course</w:t>
@@ -57,6 +73,8 @@
         <w:jc w:val="center"/>
         <w:rPr>
           <w:rFonts w:ascii="Times New Roman" w:hAnsi="Times New Roman" w:cs="Times New Roman"/>
+          <w:sz w:val="40"/>
+          <w:szCs w:val="40"/>
           <w:lang w:val="en-US"/>
         </w:rPr>
       </w:pPr>
@@ -66,12 +84,20 @@
         <w:jc w:val="center"/>
         <w:rPr>
           <w:rFonts w:ascii="Times New Roman" w:hAnsi="Times New Roman" w:cs="Times New Roman"/>
+          <w:b/>
+          <w:bCs/>
+          <w:sz w:val="40"/>
+          <w:szCs w:val="40"/>
           <w:lang w:val="en-US"/>
         </w:rPr>
       </w:pPr>
       <w:r>
         <w:rPr>
           <w:rFonts w:ascii="Times New Roman" w:hAnsi="Times New Roman" w:cs="Times New Roman"/>
+          <w:b/>
+          <w:bCs/>
+          <w:sz w:val="40"/>
+          <w:szCs w:val="40"/>
           <w:lang w:val="en-US"/>
         </w:rPr>
         <w:t>Project Report</w:t>
@@ -82,6 +108,8 @@
         <w:jc w:val="center"/>
         <w:rPr>
           <w:rFonts w:ascii="Times New Roman" w:hAnsi="Times New Roman" w:cs="Times New Roman"/>
+          <w:sz w:val="40"/>
+          <w:szCs w:val="40"/>
           <w:lang w:val="en-US"/>
         </w:rPr>
       </w:pPr>
@@ -91,12 +119,16 @@
         <w:jc w:val="center"/>
         <w:rPr>
           <w:rFonts w:ascii="Times New Roman" w:hAnsi="Times New Roman" w:cs="Times New Roman"/>
+          <w:sz w:val="40"/>
+          <w:szCs w:val="40"/>
           <w:lang w:val="en-US"/>
         </w:rPr>
       </w:pPr>
       <w:r>
         <w:rPr>
           <w:rFonts w:ascii="Times New Roman" w:hAnsi="Times New Roman" w:cs="Times New Roman"/>
+          <w:sz w:val="40"/>
+          <w:szCs w:val="40"/>
           <w:lang w:val="en-US"/>
         </w:rPr>
         <w:t>Parth Pancholi</w:t>
@@ -107,12 +139,20 @@
         <w:jc w:val="center"/>
         <w:rPr>
           <w:rFonts w:ascii="Times New Roman" w:hAnsi="Times New Roman" w:cs="Times New Roman"/>
+          <w:b/>
+          <w:bCs/>
+          <w:sz w:val="40"/>
+          <w:szCs w:val="40"/>
           <w:lang w:val="en-US"/>
         </w:rPr>
       </w:pPr>
       <w:r>
         <w:rPr>
           <w:rFonts w:ascii="Times New Roman" w:hAnsi="Times New Roman" w:cs="Times New Roman"/>
+          <w:b/>
+          <w:bCs/>
+          <w:sz w:val="40"/>
+          <w:szCs w:val="40"/>
           <w:lang w:val="en-US"/>
         </w:rPr>
         <w:t>25BCE10443</w:t>
@@ -123,25 +163,2944 @@
         <w:jc w:val="center"/>
         <w:rPr>
           <w:rFonts w:ascii="Times New Roman" w:hAnsi="Times New Roman" w:cs="Times New Roman"/>
+          <w:sz w:val="40"/>
+          <w:szCs w:val="40"/>
           <w:lang w:val="en-US"/>
         </w:rPr>
       </w:pPr>
       <w:r>
         <w:rPr>
           <w:rFonts w:ascii="Times New Roman" w:hAnsi="Times New Roman" w:cs="Times New Roman"/>
+          <w:sz w:val="40"/>
+          <w:szCs w:val="40"/>
           <w:lang w:val="en-US"/>
         </w:rPr>
-        <w:t>B. Tech. Computer Science Engineering</w:t>
+        <w:t xml:space="preserve">B. Tech. Computer Science </w:t>
+      </w:r>
+      <w:r>
+        <w:rPr>
+          <w:rFonts w:ascii="Times New Roman" w:hAnsi="Times New Roman" w:cs="Times New Roman"/>
+          <w:sz w:val="40"/>
+          <w:szCs w:val="40"/>
+          <w:lang w:val="en-US"/>
+        </w:rPr>
+        <w:t xml:space="preserve">and </w:t>
+      </w:r>
+      <w:r>
+        <w:rPr>
+          <w:rFonts w:ascii="Times New Roman" w:hAnsi="Times New Roman" w:cs="Times New Roman"/>
+          <w:sz w:val="40"/>
+          <w:szCs w:val="40"/>
+          <w:lang w:val="en-US"/>
+        </w:rPr>
+        <w:t>Engineering</w:t>
+      </w:r>
+    </w:p>
+    <w:p>
+      <w:pPr>
+        <w:jc w:val="center"/>
+        <w:rPr>
+          <w:rFonts w:ascii="Times New Roman" w:hAnsi="Times New Roman" w:cs="Times New Roman"/>
+          <w:sz w:val="40"/>
+          <w:szCs w:val="40"/>
+          <w:lang w:val="en-US"/>
+        </w:rPr>
+      </w:pPr>
+      <w:r>
+        <w:rPr>
+          <w:rFonts w:ascii="Times New Roman" w:hAnsi="Times New Roman" w:cs="Times New Roman"/>
+          <w:sz w:val="40"/>
+          <w:szCs w:val="40"/>
+          <w:lang w:val="en-US"/>
+        </w:rPr>
+        <w:t>29/03/2026</w:t>
+      </w:r>
+    </w:p>
+    <w:p>
+      <w:pPr>
+        <w:jc w:val="center"/>
+        <w:rPr>
+          <w:rFonts w:ascii="Times New Roman" w:hAnsi="Times New Roman" w:cs="Times New Roman"/>
+          <w:sz w:val="40"/>
+          <w:szCs w:val="40"/>
+          <w:lang w:val="en-US"/>
+        </w:rPr>
+      </w:pPr>
+    </w:p>
+    <w:p>
+      <w:pPr>
+        <w:jc w:val="center"/>
+        <w:rPr>
+          <w:rFonts w:ascii="Times New Roman" w:hAnsi="Times New Roman" w:cs="Times New Roman"/>
+          <w:sz w:val="40"/>
+          <w:szCs w:val="40"/>
+          <w:lang w:val="en-US"/>
+        </w:rPr>
+      </w:pPr>
+    </w:p>
+    <w:p>
+      <w:pPr>
+        <w:jc w:val="center"/>
+        <w:rPr>
+          <w:rFonts w:ascii="Times New Roman" w:hAnsi="Times New Roman" w:cs="Times New Roman"/>
+          <w:sz w:val="40"/>
+          <w:szCs w:val="40"/>
+          <w:lang w:val="en-US"/>
+        </w:rPr>
+      </w:pPr>
+    </w:p>
+    <w:p>
+      <w:pPr>
+        <w:jc w:val="center"/>
+        <w:rPr>
+          <w:rFonts w:ascii="Times New Roman" w:hAnsi="Times New Roman" w:cs="Times New Roman"/>
+          <w:sz w:val="40"/>
+          <w:szCs w:val="40"/>
+          <w:lang w:val="en-US"/>
+        </w:rPr>
+      </w:pPr>
+    </w:p>
+    <w:p>
+      <w:pPr>
+        <w:jc w:val="center"/>
+        <w:rPr>
+          <w:rFonts w:ascii="Times New Roman" w:hAnsi="Times New Roman" w:cs="Times New Roman"/>
+          <w:sz w:val="40"/>
+          <w:szCs w:val="40"/>
+          <w:lang w:val="en-US"/>
+        </w:rPr>
+      </w:pPr>
+    </w:p>
+    <w:p>
+      <w:pPr>
+        <w:jc w:val="center"/>
+        <w:rPr>
+          <w:rFonts w:ascii="Times New Roman" w:hAnsi="Times New Roman" w:cs="Times New Roman"/>
+          <w:sz w:val="40"/>
+          <w:szCs w:val="40"/>
+          <w:lang w:val="en-US"/>
+        </w:rPr>
+      </w:pPr>
+    </w:p>
+    <w:p>
+      <w:pPr>
+        <w:jc w:val="center"/>
+        <w:rPr>
+          <w:rFonts w:ascii="Times New Roman" w:hAnsi="Times New Roman" w:cs="Times New Roman"/>
+          <w:sz w:val="40"/>
+          <w:szCs w:val="40"/>
+          <w:lang w:val="en-US"/>
+        </w:rPr>
+      </w:pPr>
+    </w:p>
+    <w:p>
+      <w:pPr>
+        <w:jc w:val="center"/>
+        <w:rPr>
+          <w:rFonts w:ascii="Times New Roman" w:hAnsi="Times New Roman" w:cs="Times New Roman"/>
+          <w:sz w:val="40"/>
+          <w:szCs w:val="40"/>
+          <w:lang w:val="en-US"/>
+        </w:rPr>
+      </w:pPr>
+    </w:p>
+    <w:p>
+      <w:pPr>
+        <w:rPr>
+          <w:rFonts w:ascii="Times New Roman" w:hAnsi="Times New Roman" w:cs="Times New Roman"/>
+          <w:sz w:val="40"/>
+          <w:szCs w:val="40"/>
+          <w:lang w:val="en-US"/>
+        </w:rPr>
+      </w:pPr>
+    </w:p>
+    <w:p>
+      <w:pPr>
+        <w:rPr>
+          <w:rFonts w:ascii="Times New Roman" w:hAnsi="Times New Roman" w:cs="Times New Roman"/>
+          <w:b/>
+          <w:bCs/>
+          <w:sz w:val="48"/>
+          <w:szCs w:val="48"/>
+        </w:rPr>
+      </w:pPr>
+      <w:r>
+        <w:rPr>
+          <w:rFonts w:ascii="Times New Roman" w:hAnsi="Times New Roman" w:cs="Times New Roman"/>
+          <w:b/>
+          <w:bCs/>
+          <w:sz w:val="48"/>
+          <w:szCs w:val="48"/>
+        </w:rPr>
+        <w:lastRenderedPageBreak/>
+        <w:t>INTRODUCTION</w:t>
+      </w:r>
+    </w:p>
+    <w:p>
+      <w:pPr>
+        <w:rPr>
+          <w:rFonts w:ascii="Times New Roman" w:hAnsi="Times New Roman" w:cs="Times New Roman"/>
+          <w:sz w:val="32"/>
+          <w:szCs w:val="32"/>
+        </w:rPr>
+      </w:pPr>
+      <w:r>
+        <w:rPr>
+          <w:rFonts w:ascii="Times New Roman" w:hAnsi="Times New Roman" w:cs="Times New Roman"/>
+          <w:sz w:val="32"/>
+          <w:szCs w:val="32"/>
+        </w:rPr>
+        <w:t>This Digital Literacy Portfolio project is designed to showcase essential skills for navigating the modern digital landscape effectively and safely. For this assignment, I have taken on the role of a Student Digital Ambassador, responsible for guiding peers in creating professional online presences and maintaining responsible communication habits.</w:t>
+      </w:r>
+    </w:p>
+    <w:p>
+      <w:pPr>
+        <w:rPr>
+          <w:rFonts w:ascii="Times New Roman" w:hAnsi="Times New Roman" w:cs="Times New Roman"/>
+          <w:sz w:val="32"/>
+          <w:szCs w:val="32"/>
+        </w:rPr>
+      </w:pPr>
+    </w:p>
+    <w:p>
+      <w:pPr>
+        <w:rPr>
+          <w:rFonts w:ascii="Times New Roman" w:hAnsi="Times New Roman" w:cs="Times New Roman"/>
+          <w:sz w:val="32"/>
+          <w:szCs w:val="32"/>
+        </w:rPr>
+      </w:pPr>
+      <w:r>
+        <w:rPr>
+          <w:rFonts w:ascii="Times New Roman" w:hAnsi="Times New Roman" w:cs="Times New Roman"/>
+          <w:sz w:val="32"/>
+          <w:szCs w:val="32"/>
+        </w:rPr>
+        <w:t xml:space="preserve">The project is structured into five distinct tasks, each mapping to a core course module: visual communication, digital portfolio building, coding collaboration, professional email etiquette, and cybercrime awareness. </w:t>
+      </w:r>
+    </w:p>
+    <w:p>
+      <w:pPr>
+        <w:rPr>
+          <w:rFonts w:ascii="Times New Roman" w:hAnsi="Times New Roman" w:cs="Times New Roman"/>
+          <w:sz w:val="32"/>
+          <w:szCs w:val="32"/>
+        </w:rPr>
+      </w:pPr>
+    </w:p>
+    <w:p>
+      <w:pPr>
+        <w:rPr>
+          <w:rFonts w:ascii="Times New Roman" w:hAnsi="Times New Roman" w:cs="Times New Roman"/>
+          <w:sz w:val="32"/>
+          <w:szCs w:val="32"/>
+        </w:rPr>
+      </w:pPr>
+      <w:r>
+        <w:rPr>
+          <w:rFonts w:ascii="Times New Roman" w:hAnsi="Times New Roman" w:cs="Times New Roman"/>
+          <w:sz w:val="32"/>
+          <w:szCs w:val="32"/>
+        </w:rPr>
+        <w:t xml:space="preserve">All deliverables, including screenshots, email drafts, and case studies, are organized within a centralized GitHub repository to demonstrate practical technical proficiency. </w:t>
+      </w:r>
+    </w:p>
+    <w:p>
+      <w:pPr>
+        <w:rPr>
+          <w:rFonts w:ascii="Times New Roman" w:hAnsi="Times New Roman" w:cs="Times New Roman"/>
+          <w:sz w:val="32"/>
+          <w:szCs w:val="32"/>
+        </w:rPr>
+      </w:pPr>
+    </w:p>
+    <w:p>
+      <w:pPr>
+        <w:rPr>
+          <w:rFonts w:ascii="Times New Roman" w:hAnsi="Times New Roman" w:cs="Times New Roman"/>
+          <w:b/>
+          <w:bCs/>
+          <w:sz w:val="40"/>
+          <w:szCs w:val="40"/>
+        </w:rPr>
+      </w:pPr>
+      <w:r>
+        <w:rPr>
+          <w:rFonts w:ascii="Times New Roman" w:hAnsi="Times New Roman" w:cs="Times New Roman"/>
+          <w:sz w:val="32"/>
+          <w:szCs w:val="32"/>
+        </w:rPr>
+        <w:t>Through this comprehensive portfolio, I aim to provide a visual and written resource that highlights the importance of digital literacy in an academic and professional context, while reflecting on the tools and practices that ensure a secure and productive online experience.</w:t>
+      </w:r>
+    </w:p>
+    <w:p>
+      <w:pPr>
+        <w:rPr>
+          <w:rFonts w:ascii="Times New Roman" w:hAnsi="Times New Roman" w:cs="Times New Roman"/>
+          <w:b/>
+          <w:bCs/>
+          <w:sz w:val="40"/>
+          <w:szCs w:val="40"/>
+          <w:lang w:val="en-US"/>
+        </w:rPr>
+      </w:pPr>
+    </w:p>
+    <w:p>
+      <w:pPr>
+        <w:rPr>
+          <w:rFonts w:ascii="Times New Roman" w:hAnsi="Times New Roman" w:cs="Times New Roman"/>
+          <w:b/>
+          <w:bCs/>
+          <w:sz w:val="40"/>
+          <w:szCs w:val="40"/>
+          <w:lang w:val="en-US"/>
+        </w:rPr>
+      </w:pPr>
+    </w:p>
+    <w:p>
+      <w:pPr>
+        <w:rPr>
+          <w:rFonts w:ascii="Times New Roman" w:hAnsi="Times New Roman" w:cs="Times New Roman"/>
+          <w:b/>
+          <w:bCs/>
+          <w:sz w:val="40"/>
+          <w:szCs w:val="40"/>
+          <w:lang w:val="en-US"/>
+        </w:rPr>
+      </w:pPr>
+    </w:p>
+    <w:p>
+      <w:pPr>
+        <w:rPr>
+          <w:rFonts w:ascii="Times New Roman" w:hAnsi="Times New Roman" w:cs="Times New Roman"/>
+          <w:b/>
+          <w:bCs/>
+          <w:sz w:val="40"/>
+          <w:szCs w:val="40"/>
+          <w:lang w:val="en-US"/>
+        </w:rPr>
+      </w:pPr>
+    </w:p>
+    <w:p>
+      <w:pPr>
+        <w:rPr>
+          <w:rFonts w:ascii="Times New Roman" w:hAnsi="Times New Roman" w:cs="Times New Roman"/>
+          <w:b/>
+          <w:bCs/>
+          <w:sz w:val="40"/>
+          <w:szCs w:val="40"/>
+          <w:lang w:val="en-US"/>
+        </w:rPr>
+      </w:pPr>
+    </w:p>
+    <w:p>
+      <w:pPr>
+        <w:rPr>
+          <w:rFonts w:ascii="Times New Roman" w:hAnsi="Times New Roman" w:cs="Times New Roman"/>
+          <w:b/>
+          <w:bCs/>
+          <w:sz w:val="48"/>
+          <w:szCs w:val="48"/>
+          <w:lang w:val="en-US"/>
+        </w:rPr>
+      </w:pPr>
+      <w:r>
+        <w:rPr>
+          <w:rFonts w:ascii="Times New Roman" w:hAnsi="Times New Roman" w:cs="Times New Roman"/>
+          <w:b/>
+          <w:bCs/>
+          <w:sz w:val="48"/>
+          <w:szCs w:val="48"/>
+          <w:lang w:val="en-US"/>
+        </w:rPr>
+        <w:lastRenderedPageBreak/>
+        <w:t>Task-1</w:t>
+      </w:r>
+    </w:p>
+    <w:p>
+      <w:pPr>
+        <w:rPr>
+          <w:rFonts w:ascii="Times New Roman" w:hAnsi="Times New Roman" w:cs="Times New Roman"/>
+          <w:b/>
+          <w:bCs/>
+          <w:sz w:val="28"/>
+          <w:szCs w:val="28"/>
+        </w:rPr>
+      </w:pPr>
+      <w:r>
+        <w:rPr>
+          <w:rFonts w:ascii="Times New Roman" w:hAnsi="Times New Roman" w:cs="Times New Roman"/>
+          <w:b/>
+          <w:bCs/>
+          <w:sz w:val="28"/>
+          <w:szCs w:val="28"/>
+        </w:rPr>
+        <w:t>Project Report: Infographic Design</w:t>
+      </w:r>
+    </w:p>
+    <w:p>
+      <w:pPr>
+        <w:rPr>
+          <w:rFonts w:ascii="Times New Roman" w:hAnsi="Times New Roman" w:cs="Times New Roman"/>
+          <w:sz w:val="28"/>
+          <w:szCs w:val="28"/>
+        </w:rPr>
+      </w:pPr>
+      <w:r>
+        <w:rPr>
+          <w:rFonts w:ascii="Times New Roman" w:hAnsi="Times New Roman" w:cs="Times New Roman"/>
+          <w:b/>
+          <w:bCs/>
+          <w:sz w:val="28"/>
+          <w:szCs w:val="28"/>
+        </w:rPr>
+        <w:t>Tool Used:</w:t>
+      </w:r>
+      <w:r>
+        <w:rPr>
+          <w:rFonts w:ascii="Times New Roman" w:hAnsi="Times New Roman" w:cs="Times New Roman"/>
+          <w:sz w:val="28"/>
+          <w:szCs w:val="28"/>
+        </w:rPr>
+        <w:t xml:space="preserve"> Canva</w:t>
+      </w:r>
+    </w:p>
+    <w:p>
+      <w:pPr>
+        <w:rPr>
+          <w:rFonts w:ascii="Times New Roman" w:hAnsi="Times New Roman" w:cs="Times New Roman"/>
+          <w:sz w:val="28"/>
+          <w:szCs w:val="28"/>
+        </w:rPr>
+      </w:pPr>
+      <w:r>
+        <w:rPr>
+          <w:rFonts w:ascii="Times New Roman" w:hAnsi="Times New Roman" w:cs="Times New Roman"/>
+          <w:b/>
+          <w:bCs/>
+          <w:sz w:val="28"/>
+          <w:szCs w:val="28"/>
+        </w:rPr>
+        <w:t>Design Content:</w:t>
+      </w:r>
+      <w:r>
+        <w:rPr>
+          <w:rFonts w:ascii="Times New Roman" w:hAnsi="Times New Roman" w:cs="Times New Roman"/>
+          <w:sz w:val="28"/>
+          <w:szCs w:val="28"/>
+        </w:rPr>
+        <w:t xml:space="preserve"> The infographic, titled "Digital Literacy Awareness," provides a structured overview of three essential pillars for the modern student</w:t>
+      </w:r>
+      <w:r>
+        <w:rPr>
+          <w:rFonts w:ascii="Times New Roman" w:hAnsi="Times New Roman" w:cs="Times New Roman"/>
+          <w:sz w:val="28"/>
+          <w:szCs w:val="28"/>
+        </w:rPr>
+        <w:t>.</w:t>
+      </w:r>
+    </w:p>
+    <w:p>
+      <w:pPr>
+        <w:rPr>
+          <w:rFonts w:ascii="Times New Roman" w:hAnsi="Times New Roman" w:cs="Times New Roman"/>
+          <w:sz w:val="28"/>
+          <w:szCs w:val="28"/>
+        </w:rPr>
+      </w:pPr>
+    </w:p>
+    <w:p>
+      <w:pPr>
+        <w:rPr>
+          <w:rFonts w:ascii="Times New Roman" w:hAnsi="Times New Roman" w:cs="Times New Roman"/>
+          <w:sz w:val="28"/>
+          <w:szCs w:val="28"/>
+        </w:rPr>
+      </w:pPr>
+      <w:r>
+        <w:rPr>
+          <w:rFonts w:ascii="Times New Roman" w:hAnsi="Times New Roman" w:cs="Times New Roman"/>
+          <w:b/>
+          <w:bCs/>
+          <w:sz w:val="28"/>
+          <w:szCs w:val="28"/>
+        </w:rPr>
+        <w:t>Digital Literacy Fundamentals</w:t>
+      </w:r>
+      <w:r>
+        <w:rPr>
+          <w:rFonts w:ascii="Times New Roman" w:hAnsi="Times New Roman" w:cs="Times New Roman"/>
+          <w:sz w:val="28"/>
+          <w:szCs w:val="28"/>
+        </w:rPr>
+        <w:t xml:space="preserve">, </w:t>
+      </w:r>
+      <w:r>
+        <w:rPr>
+          <w:rFonts w:ascii="Times New Roman" w:hAnsi="Times New Roman" w:cs="Times New Roman"/>
+          <w:b/>
+          <w:bCs/>
+          <w:sz w:val="28"/>
+          <w:szCs w:val="28"/>
+        </w:rPr>
+        <w:t>Productivity Tools</w:t>
+      </w:r>
+      <w:r>
+        <w:rPr>
+          <w:rFonts w:ascii="Times New Roman" w:hAnsi="Times New Roman" w:cs="Times New Roman"/>
+          <w:sz w:val="28"/>
+          <w:szCs w:val="28"/>
+        </w:rPr>
+        <w:t xml:space="preserve">, and </w:t>
+      </w:r>
+      <w:r>
+        <w:rPr>
+          <w:rFonts w:ascii="Times New Roman" w:hAnsi="Times New Roman" w:cs="Times New Roman"/>
+          <w:b/>
+          <w:bCs/>
+          <w:sz w:val="28"/>
+          <w:szCs w:val="28"/>
+        </w:rPr>
+        <w:t>Safe Internet Practices</w:t>
+      </w:r>
+      <w:r>
+        <w:rPr>
+          <w:rFonts w:ascii="Times New Roman" w:hAnsi="Times New Roman" w:cs="Times New Roman"/>
+          <w:sz w:val="28"/>
+          <w:szCs w:val="28"/>
+        </w:rPr>
+        <w:t>.</w:t>
+      </w:r>
+    </w:p>
+    <w:p>
+      <w:pPr>
+        <w:numPr>
+          <w:ilvl w:val="0"/>
+          <w:numId w:val="1"/>
+        </w:numPr>
+        <w:rPr>
+          <w:rFonts w:ascii="Times New Roman" w:hAnsi="Times New Roman" w:cs="Times New Roman"/>
+          <w:sz w:val="28"/>
+          <w:szCs w:val="28"/>
+        </w:rPr>
+      </w:pPr>
+      <w:r>
+        <w:rPr>
+          <w:rFonts w:ascii="Times New Roman" w:hAnsi="Times New Roman" w:cs="Times New Roman"/>
+          <w:b/>
+          <w:bCs/>
+          <w:sz w:val="28"/>
+          <w:szCs w:val="28"/>
+        </w:rPr>
+        <w:t>Digital Literacy:</w:t>
+      </w:r>
+      <w:r>
+        <w:rPr>
+          <w:rFonts w:ascii="Times New Roman" w:hAnsi="Times New Roman" w:cs="Times New Roman"/>
+          <w:sz w:val="28"/>
+          <w:szCs w:val="28"/>
+        </w:rPr>
+        <w:t xml:space="preserve"> Defines the core competency as the ability to critically evaluate and synthesize information from various digital sources.</w:t>
+      </w:r>
+    </w:p>
+    <w:p>
+      <w:pPr>
+        <w:numPr>
+          <w:ilvl w:val="0"/>
+          <w:numId w:val="1"/>
+        </w:numPr>
+        <w:rPr>
+          <w:rFonts w:ascii="Times New Roman" w:hAnsi="Times New Roman" w:cs="Times New Roman"/>
+          <w:sz w:val="28"/>
+          <w:szCs w:val="28"/>
+        </w:rPr>
+      </w:pPr>
+      <w:r>
+        <w:rPr>
+          <w:rFonts w:ascii="Times New Roman" w:hAnsi="Times New Roman" w:cs="Times New Roman"/>
+          <w:b/>
+          <w:bCs/>
+          <w:sz w:val="28"/>
+          <w:szCs w:val="28"/>
+        </w:rPr>
+        <w:t>Student Toolkit:</w:t>
+      </w:r>
+      <w:r>
+        <w:rPr>
+          <w:rFonts w:ascii="Times New Roman" w:hAnsi="Times New Roman" w:cs="Times New Roman"/>
+          <w:sz w:val="28"/>
+          <w:szCs w:val="28"/>
+        </w:rPr>
+        <w:t xml:space="preserve"> Highlights essential software such as </w:t>
+      </w:r>
+      <w:r>
+        <w:rPr>
+          <w:rFonts w:ascii="Times New Roman" w:hAnsi="Times New Roman" w:cs="Times New Roman"/>
+          <w:b/>
+          <w:bCs/>
+          <w:sz w:val="28"/>
+          <w:szCs w:val="28"/>
+        </w:rPr>
+        <w:t>Notion</w:t>
+      </w:r>
+      <w:r>
+        <w:rPr>
+          <w:rFonts w:ascii="Times New Roman" w:hAnsi="Times New Roman" w:cs="Times New Roman"/>
+          <w:sz w:val="28"/>
+          <w:szCs w:val="28"/>
+        </w:rPr>
+        <w:t xml:space="preserve"> for organization and </w:t>
+      </w:r>
+      <w:r>
+        <w:rPr>
+          <w:rFonts w:ascii="Times New Roman" w:hAnsi="Times New Roman" w:cs="Times New Roman"/>
+          <w:b/>
+          <w:bCs/>
+          <w:sz w:val="28"/>
+          <w:szCs w:val="28"/>
+        </w:rPr>
+        <w:t>Zotero</w:t>
+      </w:r>
+      <w:r>
+        <w:rPr>
+          <w:rFonts w:ascii="Times New Roman" w:hAnsi="Times New Roman" w:cs="Times New Roman"/>
+          <w:sz w:val="28"/>
+          <w:szCs w:val="28"/>
+        </w:rPr>
+        <w:t xml:space="preserve"> for academic referencing to streamline the learning process.</w:t>
+      </w:r>
+    </w:p>
+    <w:p>
+      <w:pPr>
+        <w:numPr>
+          <w:ilvl w:val="0"/>
+          <w:numId w:val="1"/>
+        </w:numPr>
+        <w:rPr>
+          <w:rFonts w:ascii="Times New Roman" w:hAnsi="Times New Roman" w:cs="Times New Roman"/>
+          <w:sz w:val="28"/>
+          <w:szCs w:val="28"/>
+        </w:rPr>
+      </w:pPr>
+      <w:r>
+        <w:rPr>
+          <w:rFonts w:ascii="Times New Roman" w:hAnsi="Times New Roman" w:cs="Times New Roman"/>
+          <w:b/>
+          <w:bCs/>
+          <w:sz w:val="28"/>
+          <w:szCs w:val="28"/>
+        </w:rPr>
+        <w:t>Cybersecurity:</w:t>
+      </w:r>
+      <w:r>
+        <w:rPr>
+          <w:rFonts w:ascii="Times New Roman" w:hAnsi="Times New Roman" w:cs="Times New Roman"/>
+          <w:sz w:val="28"/>
+          <w:szCs w:val="28"/>
+        </w:rPr>
+        <w:t xml:space="preserve"> Outlines actionable safety measures, including the implementation of two-factor authentication (2FA) and the identification of phishing attempts.</w:t>
+      </w:r>
+    </w:p>
+    <w:p>
+      <w:pPr>
+        <w:rPr>
+          <w:rFonts w:ascii="Times New Roman" w:hAnsi="Times New Roman" w:cs="Times New Roman"/>
+          <w:sz w:val="28"/>
+          <w:szCs w:val="28"/>
+        </w:rPr>
+      </w:pPr>
+      <w:r>
+        <w:rPr>
+          <w:rFonts w:ascii="Times New Roman" w:hAnsi="Times New Roman" w:cs="Times New Roman"/>
+          <w:sz w:val="28"/>
+          <w:szCs w:val="28"/>
+        </w:rPr>
+        <w:t>The visual layout utilizes a dark-themed aesthetic with high-contrast accents and intuitive iconography to ensure the information is scannable and professional.</w:t>
+      </w:r>
+    </w:p>
+    <w:p>
+      <w:pPr>
+        <w:rPr>
+          <w:rFonts w:ascii="Times New Roman" w:hAnsi="Times New Roman" w:cs="Times New Roman"/>
+          <w:sz w:val="28"/>
+          <w:szCs w:val="28"/>
+        </w:rPr>
+      </w:pPr>
+    </w:p>
+    <w:p>
+      <w:pPr>
+        <w:rPr>
+          <w:rFonts w:ascii="Times New Roman" w:hAnsi="Times New Roman" w:cs="Times New Roman"/>
+          <w:sz w:val="28"/>
+          <w:szCs w:val="28"/>
+        </w:rPr>
+      </w:pPr>
+    </w:p>
+    <w:p>
+      <w:pPr>
+        <w:rPr>
+          <w:rFonts w:ascii="Times New Roman" w:hAnsi="Times New Roman" w:cs="Times New Roman"/>
+          <w:sz w:val="28"/>
+          <w:szCs w:val="28"/>
+        </w:rPr>
+      </w:pPr>
+      <w:r>
+        <w:rPr>
+          <w:rFonts w:ascii="Times New Roman" w:hAnsi="Times New Roman" w:cs="Times New Roman"/>
+          <w:b/>
+          <w:bCs/>
+          <w:sz w:val="28"/>
+          <w:szCs w:val="28"/>
+        </w:rPr>
+        <w:t>Reflection:</w:t>
+      </w:r>
+      <w:r>
+        <w:rPr>
+          <w:rFonts w:ascii="Times New Roman" w:hAnsi="Times New Roman" w:cs="Times New Roman"/>
+          <w:sz w:val="28"/>
+          <w:szCs w:val="28"/>
+        </w:rPr>
+        <w:t xml:space="preserve"> One thing I found particularly interesting during the design process was the challenge of </w:t>
+      </w:r>
+      <w:r>
+        <w:rPr>
+          <w:rFonts w:ascii="Times New Roman" w:hAnsi="Times New Roman" w:cs="Times New Roman"/>
+          <w:b/>
+          <w:bCs/>
+          <w:sz w:val="28"/>
+          <w:szCs w:val="28"/>
+        </w:rPr>
+        <w:t>Information Density</w:t>
+      </w:r>
+      <w:r>
+        <w:rPr>
+          <w:rFonts w:ascii="Times New Roman" w:hAnsi="Times New Roman" w:cs="Times New Roman"/>
+          <w:sz w:val="28"/>
+          <w:szCs w:val="28"/>
+        </w:rPr>
+        <w:t>. While I initially wanted to include extensive text for each topic, I realized that a successful infographic relies on "visual breathing room." Balancing the technical depth of digital literacy with a minimalist design forced me to refine my communication skills, focusing on concise bullet points and bold headers. It was a fascinating exercise in translating complex academic requirements into a user-friendly, visually engaging format that maintains professional standards.</w:t>
+      </w:r>
+    </w:p>
+    <w:p>
+      <w:pPr>
+        <w:rPr>
+          <w:rFonts w:ascii="Times New Roman" w:hAnsi="Times New Roman" w:cs="Times New Roman"/>
+          <w:sz w:val="28"/>
+          <w:szCs w:val="28"/>
+          <w:lang w:val="en-US"/>
+        </w:rPr>
+      </w:pPr>
+    </w:p>
+    <w:p>
+      <w:pPr>
+        <w:rPr>
+          <w:rFonts w:ascii="Times New Roman" w:hAnsi="Times New Roman" w:cs="Times New Roman"/>
+          <w:b/>
+          <w:bCs/>
+          <w:sz w:val="48"/>
+          <w:szCs w:val="48"/>
+          <w:lang w:val="en-US"/>
+        </w:rPr>
+      </w:pPr>
+      <w:r>
+        <w:rPr>
+          <w:rFonts w:ascii="Times New Roman" w:hAnsi="Times New Roman" w:cs="Times New Roman"/>
+          <w:b/>
+          <w:bCs/>
+          <w:sz w:val="48"/>
+          <w:szCs w:val="48"/>
+          <w:lang w:val="en-US"/>
+        </w:rPr>
+        <w:lastRenderedPageBreak/>
+        <w:t>Task-2</w:t>
+      </w:r>
+    </w:p>
+    <w:p>
+      <w:pPr>
+        <w:rPr>
+          <w:rFonts w:ascii="Times New Roman" w:hAnsi="Times New Roman" w:cs="Times New Roman"/>
+          <w:b/>
+          <w:bCs/>
+          <w:sz w:val="28"/>
+          <w:szCs w:val="28"/>
+        </w:rPr>
+      </w:pPr>
+      <w:r>
+        <w:rPr>
+          <w:rFonts w:ascii="Times New Roman" w:hAnsi="Times New Roman" w:cs="Times New Roman"/>
+          <w:b/>
+          <w:bCs/>
+          <w:sz w:val="28"/>
+          <w:szCs w:val="28"/>
+        </w:rPr>
+        <w:t xml:space="preserve">Project Report: </w:t>
+      </w:r>
+      <w:r>
+        <w:rPr>
+          <w:rFonts w:ascii="Times New Roman" w:hAnsi="Times New Roman" w:cs="Times New Roman"/>
+          <w:b/>
+          <w:bCs/>
+          <w:sz w:val="28"/>
+          <w:szCs w:val="28"/>
+        </w:rPr>
+        <w:t>Professional Platform Selection and Development Plan</w:t>
+      </w:r>
+    </w:p>
+    <w:p>
+      <w:pPr>
+        <w:rPr>
+          <w:rFonts w:ascii="Times New Roman" w:hAnsi="Times New Roman" w:cs="Times New Roman"/>
+          <w:b/>
+          <w:bCs/>
+          <w:sz w:val="28"/>
+          <w:szCs w:val="28"/>
+        </w:rPr>
+      </w:pPr>
+    </w:p>
+    <w:p>
+      <w:pPr>
+        <w:rPr>
+          <w:rFonts w:ascii="Times New Roman" w:hAnsi="Times New Roman" w:cs="Times New Roman"/>
+          <w:sz w:val="28"/>
+          <w:szCs w:val="28"/>
+        </w:rPr>
+      </w:pPr>
+      <w:r>
+        <w:rPr>
+          <w:rFonts w:ascii="Times New Roman" w:hAnsi="Times New Roman" w:cs="Times New Roman"/>
+          <w:sz w:val="28"/>
+          <w:szCs w:val="28"/>
+        </w:rPr>
+        <w:t xml:space="preserve">For this portfolio task, I selected </w:t>
+      </w:r>
+      <w:r>
+        <w:rPr>
+          <w:rFonts w:ascii="Times New Roman" w:hAnsi="Times New Roman" w:cs="Times New Roman"/>
+          <w:b/>
+          <w:bCs/>
+          <w:sz w:val="28"/>
+          <w:szCs w:val="28"/>
+        </w:rPr>
+        <w:t>GitHub</w:t>
+      </w:r>
+      <w:r>
+        <w:rPr>
+          <w:rFonts w:ascii="Times New Roman" w:hAnsi="Times New Roman" w:cs="Times New Roman"/>
+          <w:sz w:val="28"/>
+          <w:szCs w:val="28"/>
+        </w:rPr>
+        <w:t xml:space="preserve">, </w:t>
+      </w:r>
+      <w:r>
+        <w:rPr>
+          <w:rFonts w:ascii="Times New Roman" w:hAnsi="Times New Roman" w:cs="Times New Roman"/>
+          <w:b/>
+          <w:bCs/>
+          <w:sz w:val="28"/>
+          <w:szCs w:val="28"/>
+        </w:rPr>
+        <w:t>LinkedIn</w:t>
+      </w:r>
+      <w:r>
+        <w:rPr>
+          <w:rFonts w:ascii="Times New Roman" w:hAnsi="Times New Roman" w:cs="Times New Roman"/>
+          <w:sz w:val="28"/>
+          <w:szCs w:val="28"/>
+        </w:rPr>
+        <w:t xml:space="preserve">, </w:t>
+      </w:r>
+      <w:r>
+        <w:rPr>
+          <w:rFonts w:ascii="Times New Roman" w:hAnsi="Times New Roman" w:cs="Times New Roman"/>
+          <w:b/>
+          <w:bCs/>
+          <w:sz w:val="28"/>
+          <w:szCs w:val="28"/>
+        </w:rPr>
+        <w:t>Stack Overflow</w:t>
+      </w:r>
+      <w:r>
+        <w:rPr>
+          <w:rFonts w:ascii="Times New Roman" w:hAnsi="Times New Roman" w:cs="Times New Roman"/>
+          <w:sz w:val="28"/>
+          <w:szCs w:val="28"/>
+        </w:rPr>
+        <w:t xml:space="preserve">, and </w:t>
+      </w:r>
+      <w:r>
+        <w:rPr>
+          <w:rFonts w:ascii="Times New Roman" w:hAnsi="Times New Roman" w:cs="Times New Roman"/>
+          <w:b/>
+          <w:bCs/>
+          <w:sz w:val="28"/>
+          <w:szCs w:val="28"/>
+        </w:rPr>
+        <w:t>Kaggle</w:t>
+      </w:r>
+      <w:r>
+        <w:rPr>
+          <w:rFonts w:ascii="Times New Roman" w:hAnsi="Times New Roman" w:cs="Times New Roman"/>
+          <w:sz w:val="28"/>
+          <w:szCs w:val="28"/>
+        </w:rPr>
+        <w:t xml:space="preserve"> to establish a comprehensive digital footprint. These platforms were chosen to showcase my technical skills, professional networking capabilities, and problem-solving engagement within the developer community.</w:t>
+      </w:r>
+    </w:p>
+    <w:p>
+      <w:pPr>
+        <w:rPr>
+          <w:rFonts w:ascii="Times New Roman" w:hAnsi="Times New Roman" w:cs="Times New Roman"/>
+          <w:sz w:val="28"/>
+          <w:szCs w:val="28"/>
+        </w:rPr>
+      </w:pPr>
+    </w:p>
+    <w:p>
+      <w:pPr>
+        <w:numPr>
+          <w:ilvl w:val="0"/>
+          <w:numId w:val="2"/>
+        </w:numPr>
+        <w:rPr>
+          <w:rFonts w:ascii="Times New Roman" w:hAnsi="Times New Roman" w:cs="Times New Roman"/>
+          <w:sz w:val="28"/>
+          <w:szCs w:val="28"/>
+        </w:rPr>
+      </w:pPr>
+      <w:r>
+        <w:rPr>
+          <w:rFonts w:ascii="Times New Roman" w:hAnsi="Times New Roman" w:cs="Times New Roman"/>
+          <w:b/>
+          <w:bCs/>
+          <w:sz w:val="28"/>
+          <w:szCs w:val="28"/>
+        </w:rPr>
+        <w:t>GitHub</w:t>
+      </w:r>
+      <w:r>
+        <w:rPr>
+          <w:rFonts w:ascii="Times New Roman" w:hAnsi="Times New Roman" w:cs="Times New Roman"/>
+          <w:sz w:val="28"/>
+          <w:szCs w:val="28"/>
+        </w:rPr>
+        <w:t xml:space="preserve"> serves as my primary version control hub, allowing me to host source code and document my growth through a personalized profile README.</w:t>
+      </w:r>
+    </w:p>
+    <w:p>
+      <w:pPr>
+        <w:numPr>
+          <w:ilvl w:val="0"/>
+          <w:numId w:val="2"/>
+        </w:numPr>
+        <w:rPr>
+          <w:rFonts w:ascii="Times New Roman" w:hAnsi="Times New Roman" w:cs="Times New Roman"/>
+          <w:sz w:val="28"/>
+          <w:szCs w:val="28"/>
+        </w:rPr>
+      </w:pPr>
+      <w:r>
+        <w:rPr>
+          <w:rFonts w:ascii="Times New Roman" w:hAnsi="Times New Roman" w:cs="Times New Roman"/>
+          <w:b/>
+          <w:bCs/>
+          <w:sz w:val="28"/>
+          <w:szCs w:val="28"/>
+        </w:rPr>
+        <w:t>LinkedIn</w:t>
+      </w:r>
+      <w:r>
+        <w:rPr>
+          <w:rFonts w:ascii="Times New Roman" w:hAnsi="Times New Roman" w:cs="Times New Roman"/>
+          <w:sz w:val="28"/>
+          <w:szCs w:val="28"/>
+        </w:rPr>
+        <w:t xml:space="preserve"> is my professional networking anchor, used to build a "living resume," connect with industry experts, and track career milestones.</w:t>
+      </w:r>
+    </w:p>
+    <w:p>
+      <w:pPr>
+        <w:numPr>
+          <w:ilvl w:val="0"/>
+          <w:numId w:val="2"/>
+        </w:numPr>
+        <w:rPr>
+          <w:rFonts w:ascii="Times New Roman" w:hAnsi="Times New Roman" w:cs="Times New Roman"/>
+          <w:sz w:val="28"/>
+          <w:szCs w:val="28"/>
+        </w:rPr>
+      </w:pPr>
+      <w:r>
+        <w:rPr>
+          <w:rFonts w:ascii="Times New Roman" w:hAnsi="Times New Roman" w:cs="Times New Roman"/>
+          <w:b/>
+          <w:bCs/>
+          <w:sz w:val="28"/>
+          <w:szCs w:val="28"/>
+        </w:rPr>
+        <w:t>Stack Overflow</w:t>
+      </w:r>
+      <w:r>
+        <w:rPr>
+          <w:rFonts w:ascii="Times New Roman" w:hAnsi="Times New Roman" w:cs="Times New Roman"/>
+          <w:sz w:val="28"/>
+          <w:szCs w:val="28"/>
+        </w:rPr>
+        <w:t xml:space="preserve"> is a vital knowledge-sharing ecosystem where I can seek technical guidance and eventually contribute back by answering community queries.</w:t>
+      </w:r>
+    </w:p>
+    <w:p>
+      <w:pPr>
+        <w:numPr>
+          <w:ilvl w:val="0"/>
+          <w:numId w:val="2"/>
+        </w:numPr>
+        <w:rPr>
+          <w:rFonts w:ascii="Times New Roman" w:hAnsi="Times New Roman" w:cs="Times New Roman"/>
+          <w:sz w:val="28"/>
+          <w:szCs w:val="28"/>
+        </w:rPr>
+      </w:pPr>
+      <w:r>
+        <w:rPr>
+          <w:rFonts w:ascii="Times New Roman" w:hAnsi="Times New Roman" w:cs="Times New Roman"/>
+          <w:b/>
+          <w:bCs/>
+          <w:sz w:val="28"/>
+          <w:szCs w:val="28"/>
+        </w:rPr>
+        <w:t>Kaggle</w:t>
+      </w:r>
+      <w:r>
+        <w:rPr>
+          <w:rFonts w:ascii="Times New Roman" w:hAnsi="Times New Roman" w:cs="Times New Roman"/>
+          <w:sz w:val="28"/>
+          <w:szCs w:val="28"/>
+        </w:rPr>
+        <w:t xml:space="preserve"> provides a specialized environment for data science, offering access to complex datasets and competitive machine learning challenges.</w:t>
+      </w:r>
+    </w:p>
+    <w:p>
+      <w:pPr>
+        <w:rPr>
+          <w:rFonts w:ascii="Times New Roman" w:hAnsi="Times New Roman" w:cs="Times New Roman"/>
+          <w:sz w:val="28"/>
+          <w:szCs w:val="28"/>
+        </w:rPr>
+      </w:pPr>
+    </w:p>
+    <w:p>
+      <w:pPr>
+        <w:rPr>
+          <w:rFonts w:ascii="Times New Roman" w:hAnsi="Times New Roman" w:cs="Times New Roman"/>
+          <w:sz w:val="28"/>
+          <w:szCs w:val="28"/>
+        </w:rPr>
+      </w:pPr>
+    </w:p>
+    <w:p>
+      <w:pPr>
+        <w:rPr>
+          <w:rFonts w:ascii="Times New Roman" w:hAnsi="Times New Roman" w:cs="Times New Roman"/>
+          <w:sz w:val="28"/>
+          <w:szCs w:val="28"/>
+        </w:rPr>
+      </w:pPr>
+      <w:r>
+        <w:rPr>
+          <w:rFonts w:ascii="Times New Roman" w:hAnsi="Times New Roman" w:cs="Times New Roman"/>
+          <w:sz w:val="28"/>
+          <w:szCs w:val="28"/>
+        </w:rPr>
+        <w:t xml:space="preserve">Over the next four years of my </w:t>
+      </w:r>
+      <w:proofErr w:type="spellStart"/>
+      <w:proofErr w:type="gramStart"/>
+      <w:r>
+        <w:rPr>
+          <w:rFonts w:ascii="Times New Roman" w:hAnsi="Times New Roman" w:cs="Times New Roman"/>
+          <w:sz w:val="28"/>
+          <w:szCs w:val="28"/>
+        </w:rPr>
+        <w:t>B.Tech</w:t>
+      </w:r>
+      <w:proofErr w:type="spellEnd"/>
+      <w:proofErr w:type="gramEnd"/>
+      <w:r>
+        <w:rPr>
+          <w:rFonts w:ascii="Times New Roman" w:hAnsi="Times New Roman" w:cs="Times New Roman"/>
+          <w:sz w:val="28"/>
+          <w:szCs w:val="28"/>
+        </w:rPr>
+        <w:t xml:space="preserve"> journey, I plan to use these platforms to build a cohesive professional identity. I will use </w:t>
+      </w:r>
+      <w:r>
+        <w:rPr>
+          <w:rFonts w:ascii="Times New Roman" w:hAnsi="Times New Roman" w:cs="Times New Roman"/>
+          <w:b/>
+          <w:bCs/>
+          <w:sz w:val="28"/>
+          <w:szCs w:val="28"/>
+        </w:rPr>
+        <w:t>GitHub</w:t>
+      </w:r>
+      <w:r>
+        <w:rPr>
+          <w:rFonts w:ascii="Times New Roman" w:hAnsi="Times New Roman" w:cs="Times New Roman"/>
+          <w:sz w:val="28"/>
+          <w:szCs w:val="28"/>
+        </w:rPr>
+        <w:t xml:space="preserve"> to maintain a consistent "green" contribution graph, proving my dedication to coding. On </w:t>
+      </w:r>
+      <w:r>
+        <w:rPr>
+          <w:rFonts w:ascii="Times New Roman" w:hAnsi="Times New Roman" w:cs="Times New Roman"/>
+          <w:b/>
+          <w:bCs/>
+          <w:sz w:val="28"/>
+          <w:szCs w:val="28"/>
+        </w:rPr>
+        <w:t>LinkedIn</w:t>
+      </w:r>
+      <w:r>
+        <w:rPr>
+          <w:rFonts w:ascii="Times New Roman" w:hAnsi="Times New Roman" w:cs="Times New Roman"/>
+          <w:sz w:val="28"/>
+          <w:szCs w:val="28"/>
+        </w:rPr>
+        <w:t xml:space="preserve">, I will document my internship progress and academic achievements. Simultaneously, I aim to increase my reputation on </w:t>
+      </w:r>
+      <w:r>
+        <w:rPr>
+          <w:rFonts w:ascii="Times New Roman" w:hAnsi="Times New Roman" w:cs="Times New Roman"/>
+          <w:b/>
+          <w:bCs/>
+          <w:sz w:val="28"/>
+          <w:szCs w:val="28"/>
+        </w:rPr>
+        <w:t>Stack Overflow</w:t>
+      </w:r>
+      <w:r>
+        <w:rPr>
+          <w:rFonts w:ascii="Times New Roman" w:hAnsi="Times New Roman" w:cs="Times New Roman"/>
+          <w:sz w:val="28"/>
+          <w:szCs w:val="28"/>
+        </w:rPr>
+        <w:t xml:space="preserve"> by engaging with technical discussions, while using </w:t>
+      </w:r>
+      <w:r>
+        <w:rPr>
+          <w:rFonts w:ascii="Times New Roman" w:hAnsi="Times New Roman" w:cs="Times New Roman"/>
+          <w:b/>
+          <w:bCs/>
+          <w:sz w:val="28"/>
+          <w:szCs w:val="28"/>
+        </w:rPr>
+        <w:t>Kaggle</w:t>
+      </w:r>
+      <w:r>
+        <w:rPr>
+          <w:rFonts w:ascii="Times New Roman" w:hAnsi="Times New Roman" w:cs="Times New Roman"/>
+          <w:sz w:val="28"/>
+          <w:szCs w:val="28"/>
+        </w:rPr>
+        <w:t xml:space="preserve"> to transition from theoretical coursework to practical, data-driven problem solving.</w:t>
+      </w:r>
+    </w:p>
+    <w:p>
+      <w:pPr>
+        <w:rPr>
+          <w:rFonts w:ascii="Times New Roman" w:hAnsi="Times New Roman" w:cs="Times New Roman"/>
+          <w:sz w:val="28"/>
+          <w:szCs w:val="28"/>
+          <w:lang w:val="en-US"/>
+        </w:rPr>
+      </w:pPr>
+    </w:p>
+    <w:p>
+      <w:pPr>
+        <w:rPr>
+          <w:rFonts w:ascii="Times New Roman" w:hAnsi="Times New Roman" w:cs="Times New Roman"/>
+          <w:sz w:val="28"/>
+          <w:szCs w:val="28"/>
+          <w:lang w:val="en-US"/>
+        </w:rPr>
+      </w:pPr>
+    </w:p>
+    <w:p>
+      <w:pPr>
+        <w:rPr>
+          <w:rFonts w:ascii="Times New Roman" w:hAnsi="Times New Roman" w:cs="Times New Roman"/>
+          <w:sz w:val="28"/>
+          <w:szCs w:val="28"/>
+          <w:lang w:val="en-US"/>
+        </w:rPr>
+      </w:pPr>
+    </w:p>
+    <w:p>
+      <w:pPr>
+        <w:rPr>
+          <w:rFonts w:ascii="Times New Roman" w:hAnsi="Times New Roman" w:cs="Times New Roman"/>
+          <w:b/>
+          <w:bCs/>
+          <w:sz w:val="48"/>
+          <w:szCs w:val="48"/>
+          <w:lang w:val="en-US"/>
+        </w:rPr>
+      </w:pPr>
+      <w:r>
+        <w:rPr>
+          <w:rFonts w:ascii="Times New Roman" w:hAnsi="Times New Roman" w:cs="Times New Roman"/>
+          <w:b/>
+          <w:bCs/>
+          <w:sz w:val="48"/>
+          <w:szCs w:val="48"/>
+          <w:lang w:val="en-US"/>
+        </w:rPr>
+        <w:lastRenderedPageBreak/>
+        <w:t>Task-3</w:t>
+      </w:r>
+    </w:p>
+    <w:p>
+      <w:pPr>
+        <w:rPr>
+          <w:rFonts w:ascii="Times New Roman" w:hAnsi="Times New Roman" w:cs="Times New Roman"/>
+          <w:b/>
+          <w:bCs/>
+          <w:sz w:val="28"/>
+          <w:szCs w:val="28"/>
+        </w:rPr>
+      </w:pPr>
+      <w:r>
+        <w:rPr>
+          <w:rFonts w:ascii="Times New Roman" w:hAnsi="Times New Roman" w:cs="Times New Roman"/>
+          <w:b/>
+          <w:bCs/>
+          <w:sz w:val="28"/>
+          <w:szCs w:val="28"/>
+        </w:rPr>
+        <w:t>Project Report: Digital Platforms and Collaboration</w:t>
+      </w:r>
+    </w:p>
+    <w:p>
+      <w:pPr>
+        <w:rPr>
+          <w:rFonts w:ascii="Times New Roman" w:hAnsi="Times New Roman" w:cs="Times New Roman"/>
+          <w:b/>
+          <w:bCs/>
+          <w:sz w:val="28"/>
+          <w:szCs w:val="28"/>
+        </w:rPr>
+      </w:pPr>
+      <w:r>
+        <w:rPr>
+          <w:rFonts w:ascii="Times New Roman" w:hAnsi="Times New Roman" w:cs="Times New Roman"/>
+          <w:b/>
+          <w:bCs/>
+          <w:sz w:val="28"/>
+          <w:szCs w:val="28"/>
+        </w:rPr>
+        <w:t>Platforms Used</w:t>
+      </w:r>
+    </w:p>
+    <w:p>
+      <w:pPr>
+        <w:rPr>
+          <w:rFonts w:ascii="Times New Roman" w:hAnsi="Times New Roman" w:cs="Times New Roman"/>
+          <w:sz w:val="28"/>
+          <w:szCs w:val="28"/>
+        </w:rPr>
+      </w:pPr>
+      <w:r>
+        <w:rPr>
+          <w:rFonts w:ascii="Times New Roman" w:hAnsi="Times New Roman" w:cs="Times New Roman"/>
+          <w:sz w:val="28"/>
+          <w:szCs w:val="28"/>
+        </w:rPr>
+        <w:t xml:space="preserve">To </w:t>
+      </w:r>
+      <w:proofErr w:type="spellStart"/>
+      <w:r>
+        <w:rPr>
+          <w:rFonts w:ascii="Times New Roman" w:hAnsi="Times New Roman" w:cs="Times New Roman"/>
+          <w:sz w:val="28"/>
+          <w:szCs w:val="28"/>
+        </w:rPr>
+        <w:t>fulfill</w:t>
+      </w:r>
+      <w:proofErr w:type="spellEnd"/>
+      <w:r>
+        <w:rPr>
+          <w:rFonts w:ascii="Times New Roman" w:hAnsi="Times New Roman" w:cs="Times New Roman"/>
+          <w:sz w:val="28"/>
+          <w:szCs w:val="28"/>
+        </w:rPr>
+        <w:t xml:space="preserve"> the requirements of this task, I utilized </w:t>
+      </w:r>
+      <w:proofErr w:type="spellStart"/>
+      <w:r>
+        <w:rPr>
+          <w:rFonts w:ascii="Times New Roman" w:hAnsi="Times New Roman" w:cs="Times New Roman"/>
+          <w:b/>
+          <w:bCs/>
+          <w:sz w:val="28"/>
+          <w:szCs w:val="28"/>
+        </w:rPr>
+        <w:t>HackerRank</w:t>
+      </w:r>
+      <w:proofErr w:type="spellEnd"/>
+      <w:r>
+        <w:rPr>
+          <w:rFonts w:ascii="Times New Roman" w:hAnsi="Times New Roman" w:cs="Times New Roman"/>
+          <w:sz w:val="28"/>
+          <w:szCs w:val="28"/>
+        </w:rPr>
+        <w:t xml:space="preserve"> for coding practice and </w:t>
+      </w:r>
+      <w:r>
+        <w:rPr>
+          <w:rFonts w:ascii="Times New Roman" w:hAnsi="Times New Roman" w:cs="Times New Roman"/>
+          <w:b/>
+          <w:bCs/>
+          <w:sz w:val="28"/>
+          <w:szCs w:val="28"/>
+        </w:rPr>
+        <w:t>Google Workspace</w:t>
+      </w:r>
+      <w:r>
+        <w:rPr>
+          <w:rFonts w:ascii="Times New Roman" w:hAnsi="Times New Roman" w:cs="Times New Roman"/>
+          <w:sz w:val="28"/>
+          <w:szCs w:val="28"/>
+        </w:rPr>
+        <w:t xml:space="preserve"> (specifically Google Forms and Google Sheets) for cloud collaboration. These platforms were selected for their industry-standard reputation and accessibility for peer-to-peer learning.</w:t>
+      </w:r>
+    </w:p>
+    <w:p>
+      <w:pPr>
+        <w:rPr>
+          <w:rFonts w:ascii="Times New Roman" w:hAnsi="Times New Roman" w:cs="Times New Roman"/>
+          <w:b/>
+          <w:bCs/>
+          <w:sz w:val="28"/>
+          <w:szCs w:val="28"/>
+        </w:rPr>
+      </w:pPr>
+      <w:r>
+        <w:rPr>
+          <w:rFonts w:ascii="Times New Roman" w:hAnsi="Times New Roman" w:cs="Times New Roman"/>
+          <w:b/>
+          <w:bCs/>
+          <w:sz w:val="28"/>
+          <w:szCs w:val="28"/>
+        </w:rPr>
+        <w:t>Work Completed</w:t>
+      </w:r>
+    </w:p>
+    <w:p>
+      <w:pPr>
+        <w:rPr>
+          <w:rFonts w:ascii="Times New Roman" w:hAnsi="Times New Roman" w:cs="Times New Roman"/>
+          <w:sz w:val="28"/>
+          <w:szCs w:val="28"/>
+        </w:rPr>
+      </w:pPr>
+      <w:r>
+        <w:rPr>
+          <w:rFonts w:ascii="Times New Roman" w:hAnsi="Times New Roman" w:cs="Times New Roman"/>
+          <w:sz w:val="28"/>
+          <w:szCs w:val="28"/>
+        </w:rPr>
+        <w:t xml:space="preserve">On </w:t>
+      </w:r>
+      <w:proofErr w:type="spellStart"/>
+      <w:r>
+        <w:rPr>
+          <w:rFonts w:ascii="Times New Roman" w:hAnsi="Times New Roman" w:cs="Times New Roman"/>
+          <w:b/>
+          <w:bCs/>
+          <w:sz w:val="28"/>
+          <w:szCs w:val="28"/>
+        </w:rPr>
+        <w:t>HackerRank</w:t>
+      </w:r>
+      <w:proofErr w:type="spellEnd"/>
+      <w:r>
+        <w:rPr>
+          <w:rFonts w:ascii="Times New Roman" w:hAnsi="Times New Roman" w:cs="Times New Roman"/>
+          <w:sz w:val="28"/>
+          <w:szCs w:val="28"/>
+        </w:rPr>
+        <w:t>, I successfully completed the "Solve Me First" challenge and the "Python: If-Else" introductory task. These exercises required implementing basic logic and syntax to pass various test cases, earning a proficiency badge in the process.</w:t>
+      </w:r>
+    </w:p>
+    <w:p>
+      <w:pPr>
+        <w:rPr>
+          <w:rFonts w:ascii="Times New Roman" w:hAnsi="Times New Roman" w:cs="Times New Roman"/>
+          <w:sz w:val="28"/>
+          <w:szCs w:val="28"/>
+        </w:rPr>
+      </w:pPr>
+      <w:r>
+        <w:rPr>
+          <w:rFonts w:ascii="Times New Roman" w:hAnsi="Times New Roman" w:cs="Times New Roman"/>
+          <w:sz w:val="28"/>
+          <w:szCs w:val="28"/>
+        </w:rPr>
+        <w:t xml:space="preserve">For the collaboration component, I developed a </w:t>
+      </w:r>
+      <w:r>
+        <w:rPr>
+          <w:rFonts w:ascii="Times New Roman" w:hAnsi="Times New Roman" w:cs="Times New Roman"/>
+          <w:b/>
+          <w:bCs/>
+          <w:sz w:val="28"/>
+          <w:szCs w:val="28"/>
+        </w:rPr>
+        <w:t>Digital Literacy Awareness Quiz</w:t>
+      </w:r>
+      <w:r>
+        <w:rPr>
+          <w:rFonts w:ascii="Times New Roman" w:hAnsi="Times New Roman" w:cs="Times New Roman"/>
+          <w:sz w:val="28"/>
+          <w:szCs w:val="28"/>
+        </w:rPr>
+        <w:t xml:space="preserve"> using </w:t>
+      </w:r>
+      <w:r>
+        <w:rPr>
+          <w:rFonts w:ascii="Times New Roman" w:hAnsi="Times New Roman" w:cs="Times New Roman"/>
+          <w:b/>
+          <w:bCs/>
+          <w:sz w:val="28"/>
+          <w:szCs w:val="28"/>
+        </w:rPr>
+        <w:t>Google Forms</w:t>
+      </w:r>
+      <w:r>
+        <w:rPr>
+          <w:rFonts w:ascii="Times New Roman" w:hAnsi="Times New Roman" w:cs="Times New Roman"/>
+          <w:sz w:val="28"/>
+          <w:szCs w:val="28"/>
+        </w:rPr>
+        <w:t xml:space="preserve">. The quiz consists of five targeted questions, including multiple-choice queries on cybersecurity and a short-answer section for open feedback. I subsequently linked the form to a </w:t>
+      </w:r>
+      <w:r>
+        <w:rPr>
+          <w:rFonts w:ascii="Times New Roman" w:hAnsi="Times New Roman" w:cs="Times New Roman"/>
+          <w:b/>
+          <w:bCs/>
+          <w:sz w:val="28"/>
+          <w:szCs w:val="28"/>
+        </w:rPr>
+        <w:t>Google Sheet</w:t>
+      </w:r>
+      <w:r>
+        <w:rPr>
+          <w:rFonts w:ascii="Times New Roman" w:hAnsi="Times New Roman" w:cs="Times New Roman"/>
+          <w:sz w:val="28"/>
+          <w:szCs w:val="28"/>
+        </w:rPr>
+        <w:t xml:space="preserve"> to automate response tracking and data visualization.</w:t>
+      </w:r>
+    </w:p>
+    <w:p>
+      <w:pPr>
+        <w:rPr>
+          <w:rFonts w:ascii="Times New Roman" w:hAnsi="Times New Roman" w:cs="Times New Roman"/>
+          <w:b/>
+          <w:bCs/>
+          <w:sz w:val="28"/>
+          <w:szCs w:val="28"/>
+        </w:rPr>
+      </w:pPr>
+      <w:r>
+        <w:rPr>
+          <w:rFonts w:ascii="Times New Roman" w:hAnsi="Times New Roman" w:cs="Times New Roman"/>
+          <w:b/>
+          <w:bCs/>
+          <w:sz w:val="28"/>
+          <w:szCs w:val="28"/>
+        </w:rPr>
+        <w:t>Academic Benefits</w:t>
+      </w:r>
+    </w:p>
+    <w:p>
+      <w:pPr>
+        <w:rPr>
+          <w:rFonts w:ascii="Times New Roman" w:hAnsi="Times New Roman" w:cs="Times New Roman"/>
+          <w:sz w:val="28"/>
+          <w:szCs w:val="28"/>
+        </w:rPr>
+      </w:pPr>
+      <w:r>
+        <w:rPr>
+          <w:rFonts w:ascii="Times New Roman" w:hAnsi="Times New Roman" w:cs="Times New Roman"/>
+          <w:sz w:val="28"/>
+          <w:szCs w:val="28"/>
+        </w:rPr>
+        <w:t xml:space="preserve">These tools are transformative for my academic journey. Coding platforms like </w:t>
+      </w:r>
+      <w:proofErr w:type="spellStart"/>
+      <w:r>
+        <w:rPr>
+          <w:rFonts w:ascii="Times New Roman" w:hAnsi="Times New Roman" w:cs="Times New Roman"/>
+          <w:sz w:val="28"/>
+          <w:szCs w:val="28"/>
+        </w:rPr>
+        <w:t>HackerRank</w:t>
+      </w:r>
+      <w:proofErr w:type="spellEnd"/>
+      <w:r>
+        <w:rPr>
+          <w:rFonts w:ascii="Times New Roman" w:hAnsi="Times New Roman" w:cs="Times New Roman"/>
+          <w:sz w:val="28"/>
+          <w:szCs w:val="28"/>
+        </w:rPr>
+        <w:t xml:space="preserve"> provide a structured environment to refine problem-solving skills and prepare for technical assessments. Meanwhile, Google Workspace streamlines group projects by allowing real-time data collection and collaborative editing. Mastering these tools ensures I can guide my peers effectively while maintaining a high standard of digital organization and technical competence</w:t>
+      </w:r>
+      <w:r>
+        <w:rPr>
+          <w:rFonts w:ascii="Times New Roman" w:hAnsi="Times New Roman" w:cs="Times New Roman"/>
+          <w:sz w:val="28"/>
+          <w:szCs w:val="28"/>
+        </w:rPr>
+        <w:t>.</w:t>
+      </w:r>
+    </w:p>
+    <w:p>
+      <w:pPr>
+        <w:rPr>
+          <w:rFonts w:ascii="Times New Roman" w:hAnsi="Times New Roman" w:cs="Times New Roman"/>
+          <w:sz w:val="28"/>
+          <w:szCs w:val="28"/>
+        </w:rPr>
+      </w:pPr>
+    </w:p>
+    <w:p>
+      <w:pPr>
+        <w:rPr>
+          <w:rFonts w:ascii="Times New Roman" w:hAnsi="Times New Roman" w:cs="Times New Roman"/>
+          <w:sz w:val="28"/>
+          <w:szCs w:val="28"/>
+        </w:rPr>
+      </w:pPr>
+    </w:p>
+    <w:p>
+      <w:pPr>
+        <w:rPr>
+          <w:rFonts w:ascii="Times New Roman" w:hAnsi="Times New Roman" w:cs="Times New Roman"/>
+          <w:sz w:val="28"/>
+          <w:szCs w:val="28"/>
+        </w:rPr>
+      </w:pPr>
+    </w:p>
+    <w:p>
+      <w:pPr>
+        <w:rPr>
+          <w:rFonts w:ascii="Times New Roman" w:hAnsi="Times New Roman" w:cs="Times New Roman"/>
+          <w:sz w:val="28"/>
+          <w:szCs w:val="28"/>
+        </w:rPr>
+      </w:pPr>
+    </w:p>
+    <w:p>
+      <w:pPr>
+        <w:rPr>
+          <w:rFonts w:ascii="Times New Roman" w:hAnsi="Times New Roman" w:cs="Times New Roman"/>
+          <w:sz w:val="28"/>
+          <w:szCs w:val="28"/>
+        </w:rPr>
+      </w:pPr>
+    </w:p>
+    <w:p>
+      <w:pPr>
+        <w:rPr>
+          <w:rFonts w:ascii="Times New Roman" w:hAnsi="Times New Roman" w:cs="Times New Roman"/>
+          <w:b/>
+          <w:bCs/>
+          <w:sz w:val="48"/>
+          <w:szCs w:val="48"/>
+        </w:rPr>
+      </w:pPr>
+      <w:r>
+        <w:rPr>
+          <w:rFonts w:ascii="Times New Roman" w:hAnsi="Times New Roman" w:cs="Times New Roman"/>
+          <w:b/>
+          <w:bCs/>
+          <w:sz w:val="48"/>
+          <w:szCs w:val="48"/>
+        </w:rPr>
+        <w:lastRenderedPageBreak/>
+        <w:t>Task-4</w:t>
+      </w:r>
+    </w:p>
+    <w:p>
+      <w:pPr>
+        <w:rPr>
+          <w:rFonts w:ascii="Times New Roman" w:hAnsi="Times New Roman" w:cs="Times New Roman"/>
+          <w:sz w:val="28"/>
+          <w:szCs w:val="28"/>
+        </w:rPr>
+      </w:pPr>
+      <w:r>
+        <w:rPr>
+          <w:rFonts w:ascii="Times New Roman" w:hAnsi="Times New Roman" w:cs="Times New Roman"/>
+          <w:sz w:val="28"/>
+          <w:szCs w:val="28"/>
+        </w:rPr>
+        <w:t xml:space="preserve">In 2024, a high-stakes project at a global tech firm nearly collapsed due to a single, poorly timed </w:t>
+      </w:r>
+      <w:r>
+        <w:rPr>
+          <w:rFonts w:ascii="Times New Roman" w:hAnsi="Times New Roman" w:cs="Times New Roman"/>
+          <w:b/>
+          <w:bCs/>
+          <w:sz w:val="28"/>
+          <w:szCs w:val="28"/>
+        </w:rPr>
+        <w:t>"slack-and-forget"</w:t>
+      </w:r>
+      <w:r>
+        <w:rPr>
+          <w:rFonts w:ascii="Times New Roman" w:hAnsi="Times New Roman" w:cs="Times New Roman"/>
+          <w:sz w:val="28"/>
+          <w:szCs w:val="28"/>
+        </w:rPr>
+        <w:t xml:space="preserve"> message. A lead developer sent a quick update via a busy group chat: </w:t>
+      </w:r>
+      <w:r>
+        <w:rPr>
+          <w:rFonts w:ascii="Times New Roman" w:hAnsi="Times New Roman" w:cs="Times New Roman"/>
+          <w:i/>
+          <w:iCs/>
+          <w:sz w:val="28"/>
+          <w:szCs w:val="28"/>
+        </w:rPr>
+        <w:t>"The deployment is live, but check the database triggers ASAP."</w:t>
+      </w:r>
+      <w:r>
+        <w:rPr>
+          <w:rFonts w:ascii="Times New Roman" w:hAnsi="Times New Roman" w:cs="Times New Roman"/>
+          <w:sz w:val="28"/>
+          <w:szCs w:val="28"/>
+        </w:rPr>
+        <w:t xml:space="preserve"> Because he didn't tag the specific engineer responsible or use an </w:t>
+      </w:r>
+      <w:r>
+        <w:rPr>
+          <w:rFonts w:ascii="Times New Roman" w:hAnsi="Times New Roman" w:cs="Times New Roman"/>
+          <w:b/>
+          <w:bCs/>
+          <w:sz w:val="28"/>
+          <w:szCs w:val="28"/>
+        </w:rPr>
+        <w:t>@urgent</w:t>
+      </w:r>
+      <w:r>
+        <w:rPr>
+          <w:rFonts w:ascii="Times New Roman" w:hAnsi="Times New Roman" w:cs="Times New Roman"/>
+          <w:sz w:val="28"/>
+          <w:szCs w:val="28"/>
+        </w:rPr>
+        <w:t xml:space="preserve"> mention, the message was buried under a flurry of casual office banter. The engineer, assuming everything was routine, didn't see the warning until the database crashed four hours later, resulting in significant data loss for several clients.</w:t>
+      </w:r>
+    </w:p>
+    <w:p>
+      <w:pPr>
+        <w:rPr>
+          <w:rFonts w:ascii="Times New Roman" w:hAnsi="Times New Roman" w:cs="Times New Roman"/>
+          <w:b/>
+          <w:bCs/>
+          <w:sz w:val="28"/>
+          <w:szCs w:val="28"/>
+        </w:rPr>
+      </w:pPr>
+      <w:r>
+        <w:rPr>
+          <w:rFonts w:ascii="Times New Roman" w:hAnsi="Times New Roman" w:cs="Times New Roman"/>
+          <w:b/>
+          <w:bCs/>
+          <w:sz w:val="28"/>
+          <w:szCs w:val="28"/>
+        </w:rPr>
+        <w:t>What could have been done differently?</w:t>
+      </w:r>
+    </w:p>
+    <w:p>
+      <w:pPr>
+        <w:numPr>
+          <w:ilvl w:val="0"/>
+          <w:numId w:val="3"/>
+        </w:numPr>
+        <w:rPr>
+          <w:rFonts w:ascii="Times New Roman" w:hAnsi="Times New Roman" w:cs="Times New Roman"/>
+          <w:sz w:val="28"/>
+          <w:szCs w:val="28"/>
+        </w:rPr>
+      </w:pPr>
+      <w:r>
+        <w:rPr>
+          <w:rFonts w:ascii="Times New Roman" w:hAnsi="Times New Roman" w:cs="Times New Roman"/>
+          <w:b/>
+          <w:bCs/>
+          <w:sz w:val="28"/>
+          <w:szCs w:val="28"/>
+        </w:rPr>
+        <w:t>Specify Ownership:</w:t>
+      </w:r>
+      <w:r>
+        <w:rPr>
+          <w:rFonts w:ascii="Times New Roman" w:hAnsi="Times New Roman" w:cs="Times New Roman"/>
+          <w:sz w:val="28"/>
+          <w:szCs w:val="28"/>
+        </w:rPr>
+        <w:t xml:space="preserve"> The sender should have tagged the individual directly to ensure a notification was triggered.</w:t>
+      </w:r>
+    </w:p>
+    <w:p>
+      <w:pPr>
+        <w:numPr>
+          <w:ilvl w:val="0"/>
+          <w:numId w:val="3"/>
+        </w:numPr>
+        <w:rPr>
+          <w:rFonts w:ascii="Times New Roman" w:hAnsi="Times New Roman" w:cs="Times New Roman"/>
+          <w:sz w:val="28"/>
+          <w:szCs w:val="28"/>
+        </w:rPr>
+      </w:pPr>
+      <w:r>
+        <w:rPr>
+          <w:rFonts w:ascii="Times New Roman" w:hAnsi="Times New Roman" w:cs="Times New Roman"/>
+          <w:b/>
+          <w:bCs/>
+          <w:sz w:val="28"/>
+          <w:szCs w:val="28"/>
+        </w:rPr>
+        <w:t>Choose the Right Medium:</w:t>
+      </w:r>
+      <w:r>
+        <w:rPr>
+          <w:rFonts w:ascii="Times New Roman" w:hAnsi="Times New Roman" w:cs="Times New Roman"/>
+          <w:sz w:val="28"/>
+          <w:szCs w:val="28"/>
+        </w:rPr>
+        <w:t xml:space="preserve"> Critical, time-sensitive warnings belong in a direct call or a flagged ticket, not a high-volume chat room.</w:t>
+      </w:r>
+    </w:p>
+    <w:p>
+      <w:pPr>
+        <w:numPr>
+          <w:ilvl w:val="0"/>
+          <w:numId w:val="3"/>
+        </w:numPr>
+        <w:rPr>
+          <w:rFonts w:ascii="Times New Roman" w:hAnsi="Times New Roman" w:cs="Times New Roman"/>
+          <w:sz w:val="28"/>
+          <w:szCs w:val="28"/>
+        </w:rPr>
+      </w:pPr>
+      <w:r>
+        <w:rPr>
+          <w:rFonts w:ascii="Times New Roman" w:hAnsi="Times New Roman" w:cs="Times New Roman"/>
+          <w:b/>
+          <w:bCs/>
+          <w:sz w:val="28"/>
+          <w:szCs w:val="28"/>
+        </w:rPr>
+        <w:t>Establish a Feedback Loop:</w:t>
+      </w:r>
+      <w:r>
+        <w:rPr>
+          <w:rFonts w:ascii="Times New Roman" w:hAnsi="Times New Roman" w:cs="Times New Roman"/>
+          <w:sz w:val="28"/>
+          <w:szCs w:val="28"/>
+        </w:rPr>
+        <w:t xml:space="preserve"> The developer should have waited for a "read" receipt or an acknowledgment (like a checkmark emoji) before logging off.</w:t>
+      </w:r>
+    </w:p>
+    <w:p>
+      <w:pPr>
+        <w:rPr>
+          <w:rFonts w:ascii="Times New Roman" w:hAnsi="Times New Roman" w:cs="Times New Roman"/>
+          <w:sz w:val="28"/>
+          <w:szCs w:val="28"/>
+        </w:rPr>
+      </w:pPr>
+      <w:r>
+        <w:rPr>
+          <w:rFonts w:ascii="Times New Roman" w:hAnsi="Times New Roman" w:cs="Times New Roman"/>
+          <w:sz w:val="28"/>
+          <w:szCs w:val="28"/>
+        </w:rPr>
+        <w:t xml:space="preserve">Clear communication isn't just about sending information; it’s about ensuring it is </w:t>
+      </w:r>
+      <w:r>
+        <w:rPr>
+          <w:rFonts w:ascii="Times New Roman" w:hAnsi="Times New Roman" w:cs="Times New Roman"/>
+          <w:b/>
+          <w:bCs/>
+          <w:sz w:val="28"/>
+          <w:szCs w:val="28"/>
+        </w:rPr>
+        <w:t>received and understood.</w:t>
+      </w:r>
+    </w:p>
+    <w:p>
+      <w:pPr>
+        <w:rPr>
+          <w:rFonts w:ascii="Times New Roman" w:hAnsi="Times New Roman" w:cs="Times New Roman"/>
+          <w:sz w:val="28"/>
+          <w:szCs w:val="28"/>
+        </w:rPr>
+      </w:pPr>
+    </w:p>
+    <w:p>
+      <w:pPr>
+        <w:rPr>
+          <w:rFonts w:ascii="Times New Roman" w:hAnsi="Times New Roman" w:cs="Times New Roman"/>
+          <w:sz w:val="28"/>
+          <w:szCs w:val="28"/>
+        </w:rPr>
+      </w:pPr>
+    </w:p>
+    <w:p>
+      <w:pPr>
+        <w:rPr>
+          <w:rFonts w:ascii="Times New Roman" w:hAnsi="Times New Roman" w:cs="Times New Roman"/>
+          <w:sz w:val="28"/>
+          <w:szCs w:val="28"/>
+        </w:rPr>
+      </w:pPr>
+    </w:p>
+    <w:p>
+      <w:pPr>
+        <w:rPr>
+          <w:rFonts w:ascii="Times New Roman" w:hAnsi="Times New Roman" w:cs="Times New Roman"/>
+          <w:sz w:val="28"/>
+          <w:szCs w:val="28"/>
+        </w:rPr>
+      </w:pPr>
+    </w:p>
+    <w:p>
+      <w:pPr>
+        <w:rPr>
+          <w:rFonts w:ascii="Times New Roman" w:hAnsi="Times New Roman" w:cs="Times New Roman"/>
+          <w:sz w:val="28"/>
+          <w:szCs w:val="28"/>
+        </w:rPr>
+      </w:pPr>
+    </w:p>
+    <w:p>
+      <w:pPr>
+        <w:rPr>
+          <w:rFonts w:ascii="Times New Roman" w:hAnsi="Times New Roman" w:cs="Times New Roman"/>
+          <w:sz w:val="28"/>
+          <w:szCs w:val="28"/>
+        </w:rPr>
+      </w:pPr>
+    </w:p>
+    <w:p>
+      <w:pPr>
+        <w:rPr>
+          <w:rFonts w:ascii="Times New Roman" w:hAnsi="Times New Roman" w:cs="Times New Roman"/>
+          <w:sz w:val="28"/>
+          <w:szCs w:val="28"/>
+        </w:rPr>
+      </w:pPr>
+    </w:p>
+    <w:p>
+      <w:pPr>
+        <w:rPr>
+          <w:rFonts w:ascii="Times New Roman" w:hAnsi="Times New Roman" w:cs="Times New Roman"/>
+          <w:sz w:val="28"/>
+          <w:szCs w:val="28"/>
+        </w:rPr>
+      </w:pPr>
+    </w:p>
+    <w:p>
+      <w:pPr>
+        <w:rPr>
+          <w:rFonts w:ascii="Times New Roman" w:hAnsi="Times New Roman" w:cs="Times New Roman"/>
+          <w:sz w:val="28"/>
+          <w:szCs w:val="28"/>
+        </w:rPr>
+      </w:pPr>
+    </w:p>
+    <w:p>
+      <w:pPr>
+        <w:rPr>
+          <w:rFonts w:ascii="Times New Roman" w:hAnsi="Times New Roman" w:cs="Times New Roman"/>
+          <w:sz w:val="28"/>
+          <w:szCs w:val="28"/>
+        </w:rPr>
+      </w:pPr>
+    </w:p>
+    <w:p>
+      <w:pPr>
+        <w:rPr>
+          <w:rFonts w:ascii="Times New Roman" w:hAnsi="Times New Roman" w:cs="Times New Roman"/>
+          <w:b/>
+          <w:bCs/>
+          <w:sz w:val="48"/>
+          <w:szCs w:val="48"/>
+        </w:rPr>
+      </w:pPr>
+      <w:r>
+        <w:rPr>
+          <w:rFonts w:ascii="Times New Roman" w:hAnsi="Times New Roman" w:cs="Times New Roman"/>
+          <w:b/>
+          <w:bCs/>
+          <w:sz w:val="48"/>
+          <w:szCs w:val="48"/>
+        </w:rPr>
+        <w:lastRenderedPageBreak/>
+        <w:t>Task-5</w:t>
+      </w:r>
+    </w:p>
+    <w:p>
+      <w:pPr>
+        <w:rPr>
+          <w:rFonts w:ascii="Times New Roman" w:hAnsi="Times New Roman" w:cs="Times New Roman"/>
+          <w:b/>
+          <w:bCs/>
+          <w:sz w:val="28"/>
+          <w:szCs w:val="28"/>
+        </w:rPr>
+      </w:pPr>
+      <w:r>
+        <w:rPr>
+          <w:rFonts w:ascii="Times New Roman" w:hAnsi="Times New Roman" w:cs="Times New Roman"/>
+          <w:b/>
+          <w:bCs/>
+          <w:sz w:val="48"/>
+          <w:szCs w:val="48"/>
+        </w:rPr>
+        <w:br/>
+      </w:r>
+      <w:r>
+        <w:rPr>
+          <w:rFonts w:ascii="Times New Roman" w:hAnsi="Times New Roman" w:cs="Times New Roman"/>
+          <w:b/>
+          <w:bCs/>
+          <w:sz w:val="28"/>
+          <w:szCs w:val="28"/>
+        </w:rPr>
+        <w:t>Reflection on Cyber Security Research</w:t>
+      </w:r>
+    </w:p>
+    <w:p>
+      <w:pPr>
+        <w:rPr>
+          <w:rFonts w:ascii="Times New Roman" w:hAnsi="Times New Roman" w:cs="Times New Roman"/>
+          <w:sz w:val="28"/>
+          <w:szCs w:val="28"/>
+        </w:rPr>
+      </w:pPr>
+      <w:r>
+        <w:rPr>
+          <w:rFonts w:ascii="Times New Roman" w:hAnsi="Times New Roman" w:cs="Times New Roman"/>
+          <w:sz w:val="28"/>
+          <w:szCs w:val="28"/>
+        </w:rPr>
+        <w:t xml:space="preserve">What surprised me most was how a single point of failure can paralyze critical national infrastructure. It was honestly shocking to learn that the Colonial Pipeline attack, which led to a </w:t>
+      </w:r>
+      <w:r>
+        <w:rPr>
+          <w:rFonts w:ascii="Times New Roman" w:hAnsi="Times New Roman" w:cs="Times New Roman"/>
+          <w:b/>
+          <w:bCs/>
+          <w:sz w:val="28"/>
+          <w:szCs w:val="28"/>
+        </w:rPr>
+        <w:t>$4.4 million</w:t>
+      </w:r>
+      <w:r>
+        <w:rPr>
+          <w:rFonts w:ascii="Times New Roman" w:hAnsi="Times New Roman" w:cs="Times New Roman"/>
+          <w:sz w:val="28"/>
+          <w:szCs w:val="28"/>
+        </w:rPr>
+        <w:t xml:space="preserve"> ransom demand, was initiated through just one compromised password on a legacy VPN account that lacked </w:t>
+      </w:r>
+      <w:r>
+        <w:rPr>
+          <w:rFonts w:ascii="Times New Roman" w:hAnsi="Times New Roman" w:cs="Times New Roman"/>
+          <w:b/>
+          <w:bCs/>
+          <w:sz w:val="28"/>
+          <w:szCs w:val="28"/>
+        </w:rPr>
+        <w:t>Multi-Factor Authentication (MFA)</w:t>
+      </w:r>
+      <w:r>
+        <w:rPr>
+          <w:rFonts w:ascii="Times New Roman" w:hAnsi="Times New Roman" w:cs="Times New Roman"/>
+          <w:sz w:val="28"/>
+          <w:szCs w:val="28"/>
+        </w:rPr>
+        <w:t xml:space="preserve">. The fact that this individual oversight resulted in the shutdown of </w:t>
+      </w:r>
+      <w:r>
+        <w:rPr>
+          <w:rFonts w:ascii="Times New Roman" w:hAnsi="Times New Roman" w:cs="Times New Roman"/>
+          <w:b/>
+          <w:bCs/>
+          <w:sz w:val="28"/>
+          <w:szCs w:val="28"/>
+        </w:rPr>
+        <w:t>5,500 miles</w:t>
+      </w:r>
+      <w:r>
+        <w:rPr>
+          <w:rFonts w:ascii="Times New Roman" w:hAnsi="Times New Roman" w:cs="Times New Roman"/>
+          <w:sz w:val="28"/>
+          <w:szCs w:val="28"/>
+        </w:rPr>
+        <w:t xml:space="preserve"> of pipeline and triggered fuel shortages for millions is a stark reminder of our digital vulnerability.</w:t>
+      </w:r>
+    </w:p>
+    <w:p>
+      <w:pPr>
+        <w:rPr>
+          <w:rFonts w:ascii="Times New Roman" w:hAnsi="Times New Roman" w:cs="Times New Roman"/>
+          <w:sz w:val="28"/>
+          <w:szCs w:val="28"/>
+        </w:rPr>
+      </w:pPr>
+    </w:p>
+    <w:p>
+      <w:pPr>
+        <w:rPr>
+          <w:rFonts w:ascii="Times New Roman" w:hAnsi="Times New Roman" w:cs="Times New Roman"/>
+          <w:sz w:val="28"/>
+          <w:szCs w:val="28"/>
+        </w:rPr>
+      </w:pPr>
+    </w:p>
+    <w:p>
+      <w:pPr>
+        <w:rPr>
+          <w:rFonts w:ascii="Times New Roman" w:hAnsi="Times New Roman" w:cs="Times New Roman"/>
+          <w:sz w:val="28"/>
+          <w:szCs w:val="28"/>
+        </w:rPr>
+      </w:pPr>
+      <w:r>
+        <w:rPr>
+          <w:rFonts w:ascii="Times New Roman" w:hAnsi="Times New Roman" w:cs="Times New Roman"/>
+          <w:sz w:val="28"/>
+          <w:szCs w:val="28"/>
+        </w:rPr>
+        <w:t xml:space="preserve">As a result, the one habit I am personally changing is my lax approach to account security. I’m no longer treating MFA as a "maybe later" task. Following the prevention checklist, I am auditing my digital portals to ensure </w:t>
+      </w:r>
+      <w:r>
+        <w:rPr>
+          <w:rFonts w:ascii="Times New Roman" w:hAnsi="Times New Roman" w:cs="Times New Roman"/>
+          <w:b/>
+          <w:bCs/>
+          <w:sz w:val="28"/>
+          <w:szCs w:val="28"/>
+        </w:rPr>
+        <w:t>Two-Factor Authentication (2FA)</w:t>
+      </w:r>
+      <w:r>
+        <w:rPr>
+          <w:rFonts w:ascii="Times New Roman" w:hAnsi="Times New Roman" w:cs="Times New Roman"/>
+          <w:sz w:val="28"/>
+          <w:szCs w:val="28"/>
+        </w:rPr>
+        <w:t xml:space="preserve"> is strictly active. I’m also moving to a password manager for every service to ensure unique, complex strings, ensuring a single leak doesn't become a total catastrophe.</w:t>
+      </w:r>
+    </w:p>
+    <w:p>
+      <w:pPr>
+        <w:rPr>
+          <w:rFonts w:ascii="Times New Roman" w:hAnsi="Times New Roman" w:cs="Times New Roman"/>
+          <w:sz w:val="28"/>
+          <w:szCs w:val="28"/>
+        </w:rPr>
+      </w:pPr>
+    </w:p>
+    <w:p>
+      <w:pPr>
+        <w:rPr>
+          <w:rFonts w:ascii="Times New Roman" w:hAnsi="Times New Roman" w:cs="Times New Roman"/>
+          <w:sz w:val="28"/>
+          <w:szCs w:val="28"/>
+        </w:rPr>
+      </w:pPr>
+    </w:p>
+    <w:p>
+      <w:pPr>
+        <w:rPr>
+          <w:rFonts w:ascii="Times New Roman" w:hAnsi="Times New Roman" w:cs="Times New Roman"/>
+          <w:sz w:val="28"/>
+          <w:szCs w:val="28"/>
+        </w:rPr>
+      </w:pPr>
+    </w:p>
+    <w:p>
+      <w:pPr>
+        <w:rPr>
+          <w:rFonts w:ascii="Times New Roman" w:hAnsi="Times New Roman" w:cs="Times New Roman"/>
+          <w:sz w:val="28"/>
+          <w:szCs w:val="28"/>
+        </w:rPr>
+      </w:pPr>
+    </w:p>
+    <w:p>
+      <w:pPr>
+        <w:rPr>
+          <w:rFonts w:ascii="Times New Roman" w:hAnsi="Times New Roman" w:cs="Times New Roman"/>
+          <w:sz w:val="28"/>
+          <w:szCs w:val="28"/>
+        </w:rPr>
+      </w:pPr>
+    </w:p>
+    <w:p>
+      <w:pPr>
+        <w:rPr>
+          <w:rFonts w:ascii="Times New Roman" w:hAnsi="Times New Roman" w:cs="Times New Roman"/>
+          <w:sz w:val="28"/>
+          <w:szCs w:val="28"/>
+        </w:rPr>
+      </w:pPr>
+    </w:p>
+    <w:p>
+      <w:pPr>
+        <w:rPr>
+          <w:rFonts w:ascii="Times New Roman" w:hAnsi="Times New Roman" w:cs="Times New Roman"/>
+          <w:sz w:val="28"/>
+          <w:szCs w:val="28"/>
+        </w:rPr>
+      </w:pPr>
+    </w:p>
+    <w:p>
+      <w:pPr>
+        <w:rPr>
+          <w:rFonts w:ascii="Times New Roman" w:hAnsi="Times New Roman" w:cs="Times New Roman"/>
+          <w:sz w:val="28"/>
+          <w:szCs w:val="28"/>
+        </w:rPr>
+      </w:pPr>
+    </w:p>
+    <w:p>
+      <w:pPr>
+        <w:rPr>
+          <w:rFonts w:ascii="Times New Roman" w:hAnsi="Times New Roman" w:cs="Times New Roman"/>
+          <w:sz w:val="28"/>
+          <w:szCs w:val="28"/>
+        </w:rPr>
+      </w:pPr>
+    </w:p>
+    <w:p>
+      <w:pPr>
+        <w:rPr>
+          <w:rFonts w:ascii="Times New Roman" w:hAnsi="Times New Roman" w:cs="Times New Roman"/>
+          <w:sz w:val="28"/>
+          <w:szCs w:val="28"/>
+        </w:rPr>
+      </w:pPr>
+    </w:p>
+    <w:p>
+      <w:pPr>
+        <w:rPr>
+          <w:rFonts w:ascii="Times New Roman" w:hAnsi="Times New Roman" w:cs="Times New Roman"/>
+          <w:sz w:val="28"/>
+          <w:szCs w:val="28"/>
+        </w:rPr>
+      </w:pPr>
+    </w:p>
+    <w:p>
+      <w:pPr>
+        <w:rPr>
+          <w:rFonts w:ascii="Times New Roman" w:hAnsi="Times New Roman" w:cs="Times New Roman"/>
+          <w:b/>
+          <w:bCs/>
+          <w:sz w:val="48"/>
+          <w:szCs w:val="48"/>
+        </w:rPr>
+      </w:pPr>
+      <w:r>
+        <w:rPr>
+          <w:rFonts w:ascii="Times New Roman" w:hAnsi="Times New Roman" w:cs="Times New Roman"/>
+          <w:b/>
+          <w:bCs/>
+          <w:sz w:val="48"/>
+          <w:szCs w:val="48"/>
+        </w:rPr>
+        <w:lastRenderedPageBreak/>
+        <w:t>Conclusion</w:t>
+      </w:r>
+    </w:p>
+    <w:p>
+      <w:pPr>
+        <w:rPr>
+          <w:rFonts w:ascii="Times New Roman" w:hAnsi="Times New Roman" w:cs="Times New Roman"/>
+          <w:sz w:val="28"/>
+          <w:szCs w:val="28"/>
+        </w:rPr>
+      </w:pPr>
+      <w:r>
+        <w:rPr>
+          <w:rFonts w:ascii="Times New Roman" w:hAnsi="Times New Roman" w:cs="Times New Roman"/>
+          <w:sz w:val="28"/>
+          <w:szCs w:val="28"/>
+        </w:rPr>
+        <w:t xml:space="preserve">Completing this Digital Literacy Portfolio has been a transformative experience that bridged the gap between basic internet usage and professional digital citizenship. Through the five tasks, I transitioned from simply consuming content to actively managing my professional identity on platforms like GitHub and LinkedIn. I have gained a deeper understanding of responsible communication, the importance of technical skill-building on platforms like </w:t>
+      </w:r>
+      <w:proofErr w:type="spellStart"/>
+      <w:r>
+        <w:rPr>
+          <w:rFonts w:ascii="Times New Roman" w:hAnsi="Times New Roman" w:cs="Times New Roman"/>
+          <w:sz w:val="28"/>
+          <w:szCs w:val="28"/>
+        </w:rPr>
+        <w:t>HackerRank</w:t>
+      </w:r>
+      <w:proofErr w:type="spellEnd"/>
+      <w:r>
+        <w:rPr>
+          <w:rFonts w:ascii="Times New Roman" w:hAnsi="Times New Roman" w:cs="Times New Roman"/>
+          <w:sz w:val="28"/>
+          <w:szCs w:val="28"/>
+        </w:rPr>
+        <w:t>, and the critical necessity of cybersecurity awareness. As a Student Digital Ambassador, I now feel equipped to guide my peers in navigating the digital landscape safely, ethically, and effectively.</w:t>
       </w:r>
     </w:p>
     <w:sectPr>
-      <w:pgSz w:w="11906" w:h="16838"/>
+      <w:footerReference w:type="default" r:id="rId7"/>
+      <w:pgSz w:w="11906" w:h="16838" w:code="9"/>
       <w:pgMar w:top="1440" w:right="1440" w:bottom="1440" w:left="1440" w:header="708" w:footer="708" w:gutter="0"/>
       <w:cols w:space="708"/>
+      <w:titlePg/>
       <w:docGrid w:linePitch="360"/>
     </w:sectPr>
   </w:body>
 </w:document>
+</file>
+
+<file path=word/endnotes.xml><?xml version="1.0" encoding="utf-8"?>
+<w:endnotes xmlns:wpc="http://schemas.microsoft.com/office/word/2010/wordprocessingCanvas" xmlns:cx="http://schemas.microsoft.com/office/drawing/2014/chartex" xmlns:cx1="http://schemas.microsoft.com/office/drawing/2015/9/8/chartex" xmlns:cx2="http://schemas.microsoft.com/office/drawing/2015/10/21/chartex" xmlns:cx3="http://schemas.microsoft.com/office/drawing/2016/5/9/chartex" xmlns:cx4="http://schemas.microsoft.com/office/drawing/2016/5/10/chartex" xmlns:cx5="http://schemas.microsoft.com/office/drawing/2016/5/11/chartex" xmlns:cx6="http://schemas.microsoft.com/office/drawing/2016/5/12/chartex" xmlns:cx7="http://schemas.microsoft.com/office/drawing/2016/5/13/chartex" xmlns:cx8="http://schemas.microsoft.com/office/drawing/2016/5/14/chartex" xmlns:mc="http://schemas.openxmlformats.org/markup-compatibility/2006" xmlns:aink="http://schemas.microsoft.com/office/drawing/2016/ink" xmlns:am3d="http://schemas.microsoft.com/office/drawing/2017/model3d" xmlns:o="urn:schemas-microsoft-com:office:office" xmlns:oel="http://schemas.microsoft.com/office/2019/extlst" xmlns:r="http://schemas.openxmlformats.org/officeDocument/2006/relationships" xmlns:m="http://schemas.openxmlformats.org/officeDocument/2006/math" xmlns:v="urn:schemas-microsoft-com:vml" xmlns:wp14="http://schemas.microsoft.com/office/word/2010/wordprocessingDrawing" xmlns:wp="http://schemas.openxmlformats.org/drawingml/2006/wordprocessingDrawing" xmlns:w10="urn:schemas-microsoft-com:office:word" xmlns:w="http://schemas.openxmlformats.org/wordprocessingml/2006/main" xmlns:w14="http://schemas.microsoft.com/office/word/2010/wordml" xmlns:w15="http://schemas.microsoft.com/office/word/2012/wordml" xmlns:w16cex="http://schemas.microsoft.com/office/word/2018/wordml/cex" xmlns:w16cid="http://schemas.microsoft.com/office/word/2016/wordml/cid" xmlns:w16="http://schemas.microsoft.com/office/word/2018/wordml" xmlns:w16sdtdh="http://schemas.microsoft.com/office/word/2020/wordml/sdtdatahash" xmlns:w16se="http://schemas.microsoft.com/office/word/2015/wordml/symex" xmlns:wpg="http://schemas.microsoft.com/office/word/2010/wordprocessingGroup" xmlns:wpi="http://schemas.microsoft.com/office/word/2010/wordprocessingInk" xmlns:wne="http://schemas.microsoft.com/office/word/2006/wordml" xmlns:wps="http://schemas.microsoft.com/office/word/2010/wordprocessingShape" mc:Ignorable="w14 w15 w16se w16cid w16 w16cex w16sdtdh wp14">
+  <w:endnote w:type="separator" w:id="-1">
+    <w:p>
+      <w:pPr>
+        <w:spacing w:after="0" w:line="240" w:lineRule="auto"/>
+      </w:pPr>
+      <w:r>
+        <w:separator/>
+      </w:r>
+    </w:p>
+  </w:endnote>
+  <w:endnote w:type="continuationSeparator" w:id="0">
+    <w:p>
+      <w:pPr>
+        <w:spacing w:after="0" w:line="240" w:lineRule="auto"/>
+      </w:pPr>
+      <w:r>
+        <w:continuationSeparator/>
+      </w:r>
+    </w:p>
+  </w:endnote>
+</w:endnotes>
+</file>
+
+<file path=word/footer1.xml><?xml version="1.0" encoding="utf-8"?>
+<w:ftr xmlns:wpc="http://schemas.microsoft.com/office/word/2010/wordprocessingCanvas" xmlns:cx="http://schemas.microsoft.com/office/drawing/2014/chartex" xmlns:cx1="http://schemas.microsoft.com/office/drawing/2015/9/8/chartex" xmlns:cx2="http://schemas.microsoft.com/office/drawing/2015/10/21/chartex" xmlns:cx3="http://schemas.microsoft.com/office/drawing/2016/5/9/chartex" xmlns:cx4="http://schemas.microsoft.com/office/drawing/2016/5/10/chartex" xmlns:cx5="http://schemas.microsoft.com/office/drawing/2016/5/11/chartex" xmlns:cx6="http://schemas.microsoft.com/office/drawing/2016/5/12/chartex" xmlns:cx7="http://schemas.microsoft.com/office/drawing/2016/5/13/chartex" xmlns:cx8="http://schemas.microsoft.com/office/drawing/2016/5/14/chartex" xmlns:mc="http://schemas.openxmlformats.org/markup-compatibility/2006" xmlns:aink="http://schemas.microsoft.com/office/drawing/2016/ink" xmlns:am3d="http://schemas.microsoft.com/office/drawing/2017/model3d" xmlns:o="urn:schemas-microsoft-com:office:office" xmlns:oel="http://schemas.microsoft.com/office/2019/extlst" xmlns:r="http://schemas.openxmlformats.org/officeDocument/2006/relationships" xmlns:m="http://schemas.openxmlformats.org/officeDocument/2006/math" xmlns:v="urn:schemas-microsoft-com:vml" xmlns:wp14="http://schemas.microsoft.com/office/word/2010/wordprocessingDrawing" xmlns:wp="http://schemas.openxmlformats.org/drawingml/2006/wordprocessingDrawing" xmlns:w10="urn:schemas-microsoft-com:office:word" xmlns:w="http://schemas.openxmlformats.org/wordprocessingml/2006/main" xmlns:w14="http://schemas.microsoft.com/office/word/2010/wordml" xmlns:w15="http://schemas.microsoft.com/office/word/2012/wordml" xmlns:w16cex="http://schemas.microsoft.com/office/word/2018/wordml/cex" xmlns:w16cid="http://schemas.microsoft.com/office/word/2016/wordml/cid" xmlns:w16="http://schemas.microsoft.com/office/word/2018/wordml" xmlns:w16sdtdh="http://schemas.microsoft.com/office/word/2020/wordml/sdtdatahash" xmlns:w16se="http://schemas.microsoft.com/office/word/2015/wordml/symex" xmlns:wpg="http://schemas.microsoft.com/office/word/2010/wordprocessingGroup" xmlns:wpi="http://schemas.microsoft.com/office/word/2010/wordprocessingInk" xmlns:wne="http://schemas.microsoft.com/office/word/2006/wordml" xmlns:wps="http://schemas.microsoft.com/office/word/2010/wordprocessingShape" mc:Ignorable="w14 w15 w16se w16cid w16 w16cex w16sdtdh wp14">
+  <w:p>
+    <w:pPr>
+      <w:pStyle w:val="Footer"/>
+      <w:jc w:val="center"/>
+      <w:rPr>
+        <w:caps/>
+        <w:noProof/>
+        <w:color w:val="156082" w:themeColor="accent1"/>
+      </w:rPr>
+    </w:pPr>
+    <w:r>
+      <w:rPr>
+        <w:caps/>
+        <w:color w:val="156082" w:themeColor="accent1"/>
+      </w:rPr>
+      <w:fldChar w:fldCharType="begin"/>
+    </w:r>
+    <w:r>
+      <w:rPr>
+        <w:caps/>
+        <w:color w:val="156082" w:themeColor="accent1"/>
+      </w:rPr>
+      <w:instrText xml:space="preserve"> PAGE   \* MERGEFORMAT </w:instrText>
+    </w:r>
+    <w:r>
+      <w:rPr>
+        <w:caps/>
+        <w:color w:val="156082" w:themeColor="accent1"/>
+      </w:rPr>
+      <w:fldChar w:fldCharType="separate"/>
+    </w:r>
+    <w:r>
+      <w:rPr>
+        <w:caps/>
+        <w:noProof/>
+        <w:color w:val="156082" w:themeColor="accent1"/>
+      </w:rPr>
+      <w:t>2</w:t>
+    </w:r>
+    <w:r>
+      <w:rPr>
+        <w:caps/>
+        <w:noProof/>
+        <w:color w:val="156082" w:themeColor="accent1"/>
+      </w:rPr>
+      <w:fldChar w:fldCharType="end"/>
+    </w:r>
+  </w:p>
+  <w:p>
+    <w:pPr>
+      <w:pStyle w:val="Footer"/>
+    </w:pPr>
+  </w:p>
+</w:ftr>
+</file>
+
+<file path=word/footnotes.xml><?xml version="1.0" encoding="utf-8"?>
+<w:footnotes xmlns:wpc="http://schemas.microsoft.com/office/word/2010/wordprocessingCanvas" xmlns:cx="http://schemas.microsoft.com/office/drawing/2014/chartex" xmlns:cx1="http://schemas.microsoft.com/office/drawing/2015/9/8/chartex" xmlns:cx2="http://schemas.microsoft.com/office/drawing/2015/10/21/chartex" xmlns:cx3="http://schemas.microsoft.com/office/drawing/2016/5/9/chartex" xmlns:cx4="http://schemas.microsoft.com/office/drawing/2016/5/10/chartex" xmlns:cx5="http://schemas.microsoft.com/office/drawing/2016/5/11/chartex" xmlns:cx6="http://schemas.microsoft.com/office/drawing/2016/5/12/chartex" xmlns:cx7="http://schemas.microsoft.com/office/drawing/2016/5/13/chartex" xmlns:cx8="http://schemas.microsoft.com/office/drawing/2016/5/14/chartex" xmlns:mc="http://schemas.openxmlformats.org/markup-compatibility/2006" xmlns:aink="http://schemas.microsoft.com/office/drawing/2016/ink" xmlns:am3d="http://schemas.microsoft.com/office/drawing/2017/model3d" xmlns:o="urn:schemas-microsoft-com:office:office" xmlns:oel="http://schemas.microsoft.com/office/2019/extlst" xmlns:r="http://schemas.openxmlformats.org/officeDocument/2006/relationships" xmlns:m="http://schemas.openxmlformats.org/officeDocument/2006/math" xmlns:v="urn:schemas-microsoft-com:vml" xmlns:wp14="http://schemas.microsoft.com/office/word/2010/wordprocessingDrawing" xmlns:wp="http://schemas.openxmlformats.org/drawingml/2006/wordprocessingDrawing" xmlns:w10="urn:schemas-microsoft-com:office:word" xmlns:w="http://schemas.openxmlformats.org/wordprocessingml/2006/main" xmlns:w14="http://schemas.microsoft.com/office/word/2010/wordml" xmlns:w15="http://schemas.microsoft.com/office/word/2012/wordml" xmlns:w16cex="http://schemas.microsoft.com/office/word/2018/wordml/cex" xmlns:w16cid="http://schemas.microsoft.com/office/word/2016/wordml/cid" xmlns:w16="http://schemas.microsoft.com/office/word/2018/wordml" xmlns:w16sdtdh="http://schemas.microsoft.com/office/word/2020/wordml/sdtdatahash" xmlns:w16se="http://schemas.microsoft.com/office/word/2015/wordml/symex" xmlns:wpg="http://schemas.microsoft.com/office/word/2010/wordprocessingGroup" xmlns:wpi="http://schemas.microsoft.com/office/word/2010/wordprocessingInk" xmlns:wne="http://schemas.microsoft.com/office/word/2006/wordml" xmlns:wps="http://schemas.microsoft.com/office/word/2010/wordprocessingShape" mc:Ignorable="w14 w15 w16se w16cid w16 w16cex w16sdtdh wp14">
+  <w:footnote w:type="separator" w:id="-1">
+    <w:p>
+      <w:pPr>
+        <w:spacing w:after="0" w:line="240" w:lineRule="auto"/>
+      </w:pPr>
+      <w:r>
+        <w:separator/>
+      </w:r>
+    </w:p>
+  </w:footnote>
+  <w:footnote w:type="continuationSeparator" w:id="0">
+    <w:p>
+      <w:pPr>
+        <w:spacing w:after="0" w:line="240" w:lineRule="auto"/>
+      </w:pPr>
+      <w:r>
+        <w:continuationSeparator/>
+      </w:r>
+    </w:p>
+  </w:footnote>
+</w:footnotes>
+</file>
+
+<file path=word/numbering.xml><?xml version="1.0" encoding="utf-8"?>
+<w:numbering xmlns:wpc="http://schemas.microsoft.com/office/word/2010/wordprocessingCanvas" xmlns:cx="http://schemas.microsoft.com/office/drawing/2014/chartex" xmlns:cx1="http://schemas.microsoft.com/office/drawing/2015/9/8/chartex" xmlns:cx2="http://schemas.microsoft.com/office/drawing/2015/10/21/chartex" xmlns:cx3="http://schemas.microsoft.com/office/drawing/2016/5/9/chartex" xmlns:cx4="http://schemas.microsoft.com/office/drawing/2016/5/10/chartex" xmlns:cx5="http://schemas.microsoft.com/office/drawing/2016/5/11/chartex" xmlns:cx6="http://schemas.microsoft.com/office/drawing/2016/5/12/chartex" xmlns:cx7="http://schemas.microsoft.com/office/drawing/2016/5/13/chartex" xmlns:cx8="http://schemas.microsoft.com/office/drawing/2016/5/14/chartex" xmlns:mc="http://schemas.openxmlformats.org/markup-compatibility/2006" xmlns:aink="http://schemas.microsoft.com/office/drawing/2016/ink" xmlns:am3d="http://schemas.microsoft.com/office/drawing/2017/model3d" xmlns:o="urn:schemas-microsoft-com:office:office" xmlns:oel="http://schemas.microsoft.com/office/2019/extlst" xmlns:r="http://schemas.openxmlformats.org/officeDocument/2006/relationships" xmlns:m="http://schemas.openxmlformats.org/officeDocument/2006/math" xmlns:v="urn:schemas-microsoft-com:vml" xmlns:wp14="http://schemas.microsoft.com/office/word/2010/wordprocessingDrawing" xmlns:wp="http://schemas.openxmlformats.org/drawingml/2006/wordprocessingDrawing" xmlns:w10="urn:schemas-microsoft-com:office:word" xmlns:w="http://schemas.openxmlformats.org/wordprocessingml/2006/main" xmlns:w14="http://schemas.microsoft.com/office/word/2010/wordml" xmlns:w15="http://schemas.microsoft.com/office/word/2012/wordml" xmlns:w16cex="http://schemas.microsoft.com/office/word/2018/wordml/cex" xmlns:w16cid="http://schemas.microsoft.com/office/word/2016/wordml/cid" xmlns:w16="http://schemas.microsoft.com/office/word/2018/wordml" xmlns:w16sdtdh="http://schemas.microsoft.com/office/word/2020/wordml/sdtdatahash" xmlns:w16se="http://schemas.microsoft.com/office/word/2015/wordml/symex" xmlns:wpg="http://schemas.microsoft.com/office/word/2010/wordprocessingGroup" xmlns:wpi="http://schemas.microsoft.com/office/word/2010/wordprocessingInk" xmlns:wne="http://schemas.microsoft.com/office/word/2006/wordml" xmlns:wps="http://schemas.microsoft.com/office/word/2010/wordprocessingShape" mc:Ignorable="w14 w15 w16se w16cid w16 w16cex w16sdtdh wp14">
+  <w:abstractNum w:abstractNumId="0" w15:restartNumberingAfterBreak="0">
+    <w:nsid w:val="0B085605"/>
+    <w:multiLevelType w:val="multilevel"/>
+    <w:tmpl w:val="91D65F9E"/>
+    <w:lvl w:ilvl="0">
+      <w:start w:val="1"/>
+      <w:numFmt w:val="bullet"/>
+      <w:lvlText w:val=""/>
+      <w:lvlJc w:val="left"/>
+      <w:pPr>
+        <w:tabs>
+          <w:tab w:val="num" w:pos="720"/>
+        </w:tabs>
+        <w:ind w:left="720" w:hanging="360"/>
+      </w:pPr>
+      <w:rPr>
+        <w:rFonts w:ascii="Symbol" w:hAnsi="Symbol" w:hint="default"/>
+        <w:sz w:val="20"/>
+      </w:rPr>
+    </w:lvl>
+    <w:lvl w:ilvl="1" w:tentative="1">
+      <w:start w:val="1"/>
+      <w:numFmt w:val="bullet"/>
+      <w:lvlText w:val="o"/>
+      <w:lvlJc w:val="left"/>
+      <w:pPr>
+        <w:tabs>
+          <w:tab w:val="num" w:pos="1440"/>
+        </w:tabs>
+        <w:ind w:left="1440" w:hanging="360"/>
+      </w:pPr>
+      <w:rPr>
+        <w:rFonts w:ascii="Courier New" w:hAnsi="Courier New" w:hint="default"/>
+        <w:sz w:val="20"/>
+      </w:rPr>
+    </w:lvl>
+    <w:lvl w:ilvl="2" w:tentative="1">
+      <w:start w:val="1"/>
+      <w:numFmt w:val="bullet"/>
+      <w:lvlText w:val=""/>
+      <w:lvlJc w:val="left"/>
+      <w:pPr>
+        <w:tabs>
+          <w:tab w:val="num" w:pos="2160"/>
+        </w:tabs>
+        <w:ind w:left="2160" w:hanging="360"/>
+      </w:pPr>
+      <w:rPr>
+        <w:rFonts w:ascii="Wingdings" w:hAnsi="Wingdings" w:hint="default"/>
+        <w:sz w:val="20"/>
+      </w:rPr>
+    </w:lvl>
+    <w:lvl w:ilvl="3" w:tentative="1">
+      <w:start w:val="1"/>
+      <w:numFmt w:val="bullet"/>
+      <w:lvlText w:val=""/>
+      <w:lvlJc w:val="left"/>
+      <w:pPr>
+        <w:tabs>
+          <w:tab w:val="num" w:pos="2880"/>
+        </w:tabs>
+        <w:ind w:left="2880" w:hanging="360"/>
+      </w:pPr>
+      <w:rPr>
+        <w:rFonts w:ascii="Wingdings" w:hAnsi="Wingdings" w:hint="default"/>
+        <w:sz w:val="20"/>
+      </w:rPr>
+    </w:lvl>
+    <w:lvl w:ilvl="4" w:tentative="1">
+      <w:start w:val="1"/>
+      <w:numFmt w:val="bullet"/>
+      <w:lvlText w:val=""/>
+      <w:lvlJc w:val="left"/>
+      <w:pPr>
+        <w:tabs>
+          <w:tab w:val="num" w:pos="3600"/>
+        </w:tabs>
+        <w:ind w:left="3600" w:hanging="360"/>
+      </w:pPr>
+      <w:rPr>
+        <w:rFonts w:ascii="Wingdings" w:hAnsi="Wingdings" w:hint="default"/>
+        <w:sz w:val="20"/>
+      </w:rPr>
+    </w:lvl>
+    <w:lvl w:ilvl="5" w:tentative="1">
+      <w:start w:val="1"/>
+      <w:numFmt w:val="bullet"/>
+      <w:lvlText w:val=""/>
+      <w:lvlJc w:val="left"/>
+      <w:pPr>
+        <w:tabs>
+          <w:tab w:val="num" w:pos="4320"/>
+        </w:tabs>
+        <w:ind w:left="4320" w:hanging="360"/>
+      </w:pPr>
+      <w:rPr>
+        <w:rFonts w:ascii="Wingdings" w:hAnsi="Wingdings" w:hint="default"/>
+        <w:sz w:val="20"/>
+      </w:rPr>
+    </w:lvl>
+    <w:lvl w:ilvl="6" w:tentative="1">
+      <w:start w:val="1"/>
+      <w:numFmt w:val="bullet"/>
+      <w:lvlText w:val=""/>
+      <w:lvlJc w:val="left"/>
+      <w:pPr>
+        <w:tabs>
+          <w:tab w:val="num" w:pos="5040"/>
+        </w:tabs>
+        <w:ind w:left="5040" w:hanging="360"/>
+      </w:pPr>
+      <w:rPr>
+        <w:rFonts w:ascii="Wingdings" w:hAnsi="Wingdings" w:hint="default"/>
+        <w:sz w:val="20"/>
+      </w:rPr>
+    </w:lvl>
+    <w:lvl w:ilvl="7" w:tentative="1">
+      <w:start w:val="1"/>
+      <w:numFmt w:val="bullet"/>
+      <w:lvlText w:val=""/>
+      <w:lvlJc w:val="left"/>
+      <w:pPr>
+        <w:tabs>
+          <w:tab w:val="num" w:pos="5760"/>
+        </w:tabs>
+        <w:ind w:left="5760" w:hanging="360"/>
+      </w:pPr>
+      <w:rPr>
+        <w:rFonts w:ascii="Wingdings" w:hAnsi="Wingdings" w:hint="default"/>
+        <w:sz w:val="20"/>
+      </w:rPr>
+    </w:lvl>
+    <w:lvl w:ilvl="8" w:tentative="1">
+      <w:start w:val="1"/>
+      <w:numFmt w:val="bullet"/>
+      <w:lvlText w:val=""/>
+      <w:lvlJc w:val="left"/>
+      <w:pPr>
+        <w:tabs>
+          <w:tab w:val="num" w:pos="6480"/>
+        </w:tabs>
+        <w:ind w:left="6480" w:hanging="360"/>
+      </w:pPr>
+      <w:rPr>
+        <w:rFonts w:ascii="Wingdings" w:hAnsi="Wingdings" w:hint="default"/>
+        <w:sz w:val="20"/>
+      </w:rPr>
+    </w:lvl>
+  </w:abstractNum>
+  <w:abstractNum w:abstractNumId="1" w15:restartNumberingAfterBreak="0">
+    <w:nsid w:val="2BBF79C3"/>
+    <w:multiLevelType w:val="multilevel"/>
+    <w:tmpl w:val="E3AAA62C"/>
+    <w:lvl w:ilvl="0">
+      <w:start w:val="1"/>
+      <w:numFmt w:val="bullet"/>
+      <w:lvlText w:val=""/>
+      <w:lvlJc w:val="left"/>
+      <w:pPr>
+        <w:tabs>
+          <w:tab w:val="num" w:pos="720"/>
+        </w:tabs>
+        <w:ind w:left="720" w:hanging="360"/>
+      </w:pPr>
+      <w:rPr>
+        <w:rFonts w:ascii="Symbol" w:hAnsi="Symbol" w:hint="default"/>
+        <w:sz w:val="20"/>
+      </w:rPr>
+    </w:lvl>
+    <w:lvl w:ilvl="1" w:tentative="1">
+      <w:start w:val="1"/>
+      <w:numFmt w:val="bullet"/>
+      <w:lvlText w:val="o"/>
+      <w:lvlJc w:val="left"/>
+      <w:pPr>
+        <w:tabs>
+          <w:tab w:val="num" w:pos="1440"/>
+        </w:tabs>
+        <w:ind w:left="1440" w:hanging="360"/>
+      </w:pPr>
+      <w:rPr>
+        <w:rFonts w:ascii="Courier New" w:hAnsi="Courier New" w:hint="default"/>
+        <w:sz w:val="20"/>
+      </w:rPr>
+    </w:lvl>
+    <w:lvl w:ilvl="2" w:tentative="1">
+      <w:start w:val="1"/>
+      <w:numFmt w:val="bullet"/>
+      <w:lvlText w:val=""/>
+      <w:lvlJc w:val="left"/>
+      <w:pPr>
+        <w:tabs>
+          <w:tab w:val="num" w:pos="2160"/>
+        </w:tabs>
+        <w:ind w:left="2160" w:hanging="360"/>
+      </w:pPr>
+      <w:rPr>
+        <w:rFonts w:ascii="Wingdings" w:hAnsi="Wingdings" w:hint="default"/>
+        <w:sz w:val="20"/>
+      </w:rPr>
+    </w:lvl>
+    <w:lvl w:ilvl="3" w:tentative="1">
+      <w:start w:val="1"/>
+      <w:numFmt w:val="bullet"/>
+      <w:lvlText w:val=""/>
+      <w:lvlJc w:val="left"/>
+      <w:pPr>
+        <w:tabs>
+          <w:tab w:val="num" w:pos="2880"/>
+        </w:tabs>
+        <w:ind w:left="2880" w:hanging="360"/>
+      </w:pPr>
+      <w:rPr>
+        <w:rFonts w:ascii="Wingdings" w:hAnsi="Wingdings" w:hint="default"/>
+        <w:sz w:val="20"/>
+      </w:rPr>
+    </w:lvl>
+    <w:lvl w:ilvl="4" w:tentative="1">
+      <w:start w:val="1"/>
+      <w:numFmt w:val="bullet"/>
+      <w:lvlText w:val=""/>
+      <w:lvlJc w:val="left"/>
+      <w:pPr>
+        <w:tabs>
+          <w:tab w:val="num" w:pos="3600"/>
+        </w:tabs>
+        <w:ind w:left="3600" w:hanging="360"/>
+      </w:pPr>
+      <w:rPr>
+        <w:rFonts w:ascii="Wingdings" w:hAnsi="Wingdings" w:hint="default"/>
+        <w:sz w:val="20"/>
+      </w:rPr>
+    </w:lvl>
+    <w:lvl w:ilvl="5" w:tentative="1">
+      <w:start w:val="1"/>
+      <w:numFmt w:val="bullet"/>
+      <w:lvlText w:val=""/>
+      <w:lvlJc w:val="left"/>
+      <w:pPr>
+        <w:tabs>
+          <w:tab w:val="num" w:pos="4320"/>
+        </w:tabs>
+        <w:ind w:left="4320" w:hanging="360"/>
+      </w:pPr>
+      <w:rPr>
+        <w:rFonts w:ascii="Wingdings" w:hAnsi="Wingdings" w:hint="default"/>
+        <w:sz w:val="20"/>
+      </w:rPr>
+    </w:lvl>
+    <w:lvl w:ilvl="6" w:tentative="1">
+      <w:start w:val="1"/>
+      <w:numFmt w:val="bullet"/>
+      <w:lvlText w:val=""/>
+      <w:lvlJc w:val="left"/>
+      <w:pPr>
+        <w:tabs>
+          <w:tab w:val="num" w:pos="5040"/>
+        </w:tabs>
+        <w:ind w:left="5040" w:hanging="360"/>
+      </w:pPr>
+      <w:rPr>
+        <w:rFonts w:ascii="Wingdings" w:hAnsi="Wingdings" w:hint="default"/>
+        <w:sz w:val="20"/>
+      </w:rPr>
+    </w:lvl>
+    <w:lvl w:ilvl="7" w:tentative="1">
+      <w:start w:val="1"/>
+      <w:numFmt w:val="bullet"/>
+      <w:lvlText w:val=""/>
+      <w:lvlJc w:val="left"/>
+      <w:pPr>
+        <w:tabs>
+          <w:tab w:val="num" w:pos="5760"/>
+        </w:tabs>
+        <w:ind w:left="5760" w:hanging="360"/>
+      </w:pPr>
+      <w:rPr>
+        <w:rFonts w:ascii="Wingdings" w:hAnsi="Wingdings" w:hint="default"/>
+        <w:sz w:val="20"/>
+      </w:rPr>
+    </w:lvl>
+    <w:lvl w:ilvl="8" w:tentative="1">
+      <w:start w:val="1"/>
+      <w:numFmt w:val="bullet"/>
+      <w:lvlText w:val=""/>
+      <w:lvlJc w:val="left"/>
+      <w:pPr>
+        <w:tabs>
+          <w:tab w:val="num" w:pos="6480"/>
+        </w:tabs>
+        <w:ind w:left="6480" w:hanging="360"/>
+      </w:pPr>
+      <w:rPr>
+        <w:rFonts w:ascii="Wingdings" w:hAnsi="Wingdings" w:hint="default"/>
+        <w:sz w:val="20"/>
+      </w:rPr>
+    </w:lvl>
+  </w:abstractNum>
+  <w:abstractNum w:abstractNumId="2" w15:restartNumberingAfterBreak="0">
+    <w:nsid w:val="4D686298"/>
+    <w:multiLevelType w:val="multilevel"/>
+    <w:tmpl w:val="5CBC1EA4"/>
+    <w:lvl w:ilvl="0">
+      <w:start w:val="1"/>
+      <w:numFmt w:val="bullet"/>
+      <w:lvlText w:val=""/>
+      <w:lvlJc w:val="left"/>
+      <w:pPr>
+        <w:tabs>
+          <w:tab w:val="num" w:pos="720"/>
+        </w:tabs>
+        <w:ind w:left="720" w:hanging="360"/>
+      </w:pPr>
+      <w:rPr>
+        <w:rFonts w:ascii="Symbol" w:hAnsi="Symbol" w:hint="default"/>
+        <w:sz w:val="20"/>
+      </w:rPr>
+    </w:lvl>
+    <w:lvl w:ilvl="1" w:tentative="1">
+      <w:start w:val="1"/>
+      <w:numFmt w:val="bullet"/>
+      <w:lvlText w:val="o"/>
+      <w:lvlJc w:val="left"/>
+      <w:pPr>
+        <w:tabs>
+          <w:tab w:val="num" w:pos="1440"/>
+        </w:tabs>
+        <w:ind w:left="1440" w:hanging="360"/>
+      </w:pPr>
+      <w:rPr>
+        <w:rFonts w:ascii="Courier New" w:hAnsi="Courier New" w:hint="default"/>
+        <w:sz w:val="20"/>
+      </w:rPr>
+    </w:lvl>
+    <w:lvl w:ilvl="2" w:tentative="1">
+      <w:start w:val="1"/>
+      <w:numFmt w:val="bullet"/>
+      <w:lvlText w:val=""/>
+      <w:lvlJc w:val="left"/>
+      <w:pPr>
+        <w:tabs>
+          <w:tab w:val="num" w:pos="2160"/>
+        </w:tabs>
+        <w:ind w:left="2160" w:hanging="360"/>
+      </w:pPr>
+      <w:rPr>
+        <w:rFonts w:ascii="Wingdings" w:hAnsi="Wingdings" w:hint="default"/>
+        <w:sz w:val="20"/>
+      </w:rPr>
+    </w:lvl>
+    <w:lvl w:ilvl="3" w:tentative="1">
+      <w:start w:val="1"/>
+      <w:numFmt w:val="bullet"/>
+      <w:lvlText w:val=""/>
+      <w:lvlJc w:val="left"/>
+      <w:pPr>
+        <w:tabs>
+          <w:tab w:val="num" w:pos="2880"/>
+        </w:tabs>
+        <w:ind w:left="2880" w:hanging="360"/>
+      </w:pPr>
+      <w:rPr>
+        <w:rFonts w:ascii="Wingdings" w:hAnsi="Wingdings" w:hint="default"/>
+        <w:sz w:val="20"/>
+      </w:rPr>
+    </w:lvl>
+    <w:lvl w:ilvl="4" w:tentative="1">
+      <w:start w:val="1"/>
+      <w:numFmt w:val="bullet"/>
+      <w:lvlText w:val=""/>
+      <w:lvlJc w:val="left"/>
+      <w:pPr>
+        <w:tabs>
+          <w:tab w:val="num" w:pos="3600"/>
+        </w:tabs>
+        <w:ind w:left="3600" w:hanging="360"/>
+      </w:pPr>
+      <w:rPr>
+        <w:rFonts w:ascii="Wingdings" w:hAnsi="Wingdings" w:hint="default"/>
+        <w:sz w:val="20"/>
+      </w:rPr>
+    </w:lvl>
+    <w:lvl w:ilvl="5" w:tentative="1">
+      <w:start w:val="1"/>
+      <w:numFmt w:val="bullet"/>
+      <w:lvlText w:val=""/>
+      <w:lvlJc w:val="left"/>
+      <w:pPr>
+        <w:tabs>
+          <w:tab w:val="num" w:pos="4320"/>
+        </w:tabs>
+        <w:ind w:left="4320" w:hanging="360"/>
+      </w:pPr>
+      <w:rPr>
+        <w:rFonts w:ascii="Wingdings" w:hAnsi="Wingdings" w:hint="default"/>
+        <w:sz w:val="20"/>
+      </w:rPr>
+    </w:lvl>
+    <w:lvl w:ilvl="6" w:tentative="1">
+      <w:start w:val="1"/>
+      <w:numFmt w:val="bullet"/>
+      <w:lvlText w:val=""/>
+      <w:lvlJc w:val="left"/>
+      <w:pPr>
+        <w:tabs>
+          <w:tab w:val="num" w:pos="5040"/>
+        </w:tabs>
+        <w:ind w:left="5040" w:hanging="360"/>
+      </w:pPr>
+      <w:rPr>
+        <w:rFonts w:ascii="Wingdings" w:hAnsi="Wingdings" w:hint="default"/>
+        <w:sz w:val="20"/>
+      </w:rPr>
+    </w:lvl>
+    <w:lvl w:ilvl="7" w:tentative="1">
+      <w:start w:val="1"/>
+      <w:numFmt w:val="bullet"/>
+      <w:lvlText w:val=""/>
+      <w:lvlJc w:val="left"/>
+      <w:pPr>
+        <w:tabs>
+          <w:tab w:val="num" w:pos="5760"/>
+        </w:tabs>
+        <w:ind w:left="5760" w:hanging="360"/>
+      </w:pPr>
+      <w:rPr>
+        <w:rFonts w:ascii="Wingdings" w:hAnsi="Wingdings" w:hint="default"/>
+        <w:sz w:val="20"/>
+      </w:rPr>
+    </w:lvl>
+    <w:lvl w:ilvl="8" w:tentative="1">
+      <w:start w:val="1"/>
+      <w:numFmt w:val="bullet"/>
+      <w:lvlText w:val=""/>
+      <w:lvlJc w:val="left"/>
+      <w:pPr>
+        <w:tabs>
+          <w:tab w:val="num" w:pos="6480"/>
+        </w:tabs>
+        <w:ind w:left="6480" w:hanging="360"/>
+      </w:pPr>
+      <w:rPr>
+        <w:rFonts w:ascii="Wingdings" w:hAnsi="Wingdings" w:hint="default"/>
+        <w:sz w:val="20"/>
+      </w:rPr>
+    </w:lvl>
+  </w:abstractNum>
+  <w:abstractNum w:abstractNumId="3" w15:restartNumberingAfterBreak="0">
+    <w:nsid w:val="752D7F0E"/>
+    <w:multiLevelType w:val="multilevel"/>
+    <w:tmpl w:val="40CC5AD4"/>
+    <w:lvl w:ilvl="0">
+      <w:start w:val="1"/>
+      <w:numFmt w:val="bullet"/>
+      <w:lvlText w:val=""/>
+      <w:lvlJc w:val="left"/>
+      <w:pPr>
+        <w:tabs>
+          <w:tab w:val="num" w:pos="720"/>
+        </w:tabs>
+        <w:ind w:left="720" w:hanging="360"/>
+      </w:pPr>
+      <w:rPr>
+        <w:rFonts w:ascii="Symbol" w:hAnsi="Symbol" w:hint="default"/>
+        <w:sz w:val="20"/>
+      </w:rPr>
+    </w:lvl>
+    <w:lvl w:ilvl="1" w:tentative="1">
+      <w:start w:val="1"/>
+      <w:numFmt w:val="bullet"/>
+      <w:lvlText w:val="o"/>
+      <w:lvlJc w:val="left"/>
+      <w:pPr>
+        <w:tabs>
+          <w:tab w:val="num" w:pos="1440"/>
+        </w:tabs>
+        <w:ind w:left="1440" w:hanging="360"/>
+      </w:pPr>
+      <w:rPr>
+        <w:rFonts w:ascii="Courier New" w:hAnsi="Courier New" w:hint="default"/>
+        <w:sz w:val="20"/>
+      </w:rPr>
+    </w:lvl>
+    <w:lvl w:ilvl="2" w:tentative="1">
+      <w:start w:val="1"/>
+      <w:numFmt w:val="bullet"/>
+      <w:lvlText w:val=""/>
+      <w:lvlJc w:val="left"/>
+      <w:pPr>
+        <w:tabs>
+          <w:tab w:val="num" w:pos="2160"/>
+        </w:tabs>
+        <w:ind w:left="2160" w:hanging="360"/>
+      </w:pPr>
+      <w:rPr>
+        <w:rFonts w:ascii="Wingdings" w:hAnsi="Wingdings" w:hint="default"/>
+        <w:sz w:val="20"/>
+      </w:rPr>
+    </w:lvl>
+    <w:lvl w:ilvl="3" w:tentative="1">
+      <w:start w:val="1"/>
+      <w:numFmt w:val="bullet"/>
+      <w:lvlText w:val=""/>
+      <w:lvlJc w:val="left"/>
+      <w:pPr>
+        <w:tabs>
+          <w:tab w:val="num" w:pos="2880"/>
+        </w:tabs>
+        <w:ind w:left="2880" w:hanging="360"/>
+      </w:pPr>
+      <w:rPr>
+        <w:rFonts w:ascii="Wingdings" w:hAnsi="Wingdings" w:hint="default"/>
+        <w:sz w:val="20"/>
+      </w:rPr>
+    </w:lvl>
+    <w:lvl w:ilvl="4" w:tentative="1">
+      <w:start w:val="1"/>
+      <w:numFmt w:val="bullet"/>
+      <w:lvlText w:val=""/>
+      <w:lvlJc w:val="left"/>
+      <w:pPr>
+        <w:tabs>
+          <w:tab w:val="num" w:pos="3600"/>
+        </w:tabs>
+        <w:ind w:left="3600" w:hanging="360"/>
+      </w:pPr>
+      <w:rPr>
+        <w:rFonts w:ascii="Wingdings" w:hAnsi="Wingdings" w:hint="default"/>
+        <w:sz w:val="20"/>
+      </w:rPr>
+    </w:lvl>
+    <w:lvl w:ilvl="5" w:tentative="1">
+      <w:start w:val="1"/>
+      <w:numFmt w:val="bullet"/>
+      <w:lvlText w:val=""/>
+      <w:lvlJc w:val="left"/>
+      <w:pPr>
+        <w:tabs>
+          <w:tab w:val="num" w:pos="4320"/>
+        </w:tabs>
+        <w:ind w:left="4320" w:hanging="360"/>
+      </w:pPr>
+      <w:rPr>
+        <w:rFonts w:ascii="Wingdings" w:hAnsi="Wingdings" w:hint="default"/>
+        <w:sz w:val="20"/>
+      </w:rPr>
+    </w:lvl>
+    <w:lvl w:ilvl="6" w:tentative="1">
+      <w:start w:val="1"/>
+      <w:numFmt w:val="bullet"/>
+      <w:lvlText w:val=""/>
+      <w:lvlJc w:val="left"/>
+      <w:pPr>
+        <w:tabs>
+          <w:tab w:val="num" w:pos="5040"/>
+        </w:tabs>
+        <w:ind w:left="5040" w:hanging="360"/>
+      </w:pPr>
+      <w:rPr>
+        <w:rFonts w:ascii="Wingdings" w:hAnsi="Wingdings" w:hint="default"/>
+        <w:sz w:val="20"/>
+      </w:rPr>
+    </w:lvl>
+    <w:lvl w:ilvl="7" w:tentative="1">
+      <w:start w:val="1"/>
+      <w:numFmt w:val="bullet"/>
+      <w:lvlText w:val=""/>
+      <w:lvlJc w:val="left"/>
+      <w:pPr>
+        <w:tabs>
+          <w:tab w:val="num" w:pos="5760"/>
+        </w:tabs>
+        <w:ind w:left="5760" w:hanging="360"/>
+      </w:pPr>
+      <w:rPr>
+        <w:rFonts w:ascii="Wingdings" w:hAnsi="Wingdings" w:hint="default"/>
+        <w:sz w:val="20"/>
+      </w:rPr>
+    </w:lvl>
+    <w:lvl w:ilvl="8" w:tentative="1">
+      <w:start w:val="1"/>
+      <w:numFmt w:val="bullet"/>
+      <w:lvlText w:val=""/>
+      <w:lvlJc w:val="left"/>
+      <w:pPr>
+        <w:tabs>
+          <w:tab w:val="num" w:pos="6480"/>
+        </w:tabs>
+        <w:ind w:left="6480" w:hanging="360"/>
+      </w:pPr>
+      <w:rPr>
+        <w:rFonts w:ascii="Wingdings" w:hAnsi="Wingdings" w:hint="default"/>
+        <w:sz w:val="20"/>
+      </w:rPr>
+    </w:lvl>
+  </w:abstractNum>
+  <w:num w:numId="1" w16cid:durableId="697389061">
+    <w:abstractNumId w:val="1"/>
+  </w:num>
+  <w:num w:numId="2" w16cid:durableId="1581676552">
+    <w:abstractNumId w:val="2"/>
+  </w:num>
+  <w:num w:numId="3" w16cid:durableId="1257177702">
+    <w:abstractNumId w:val="0"/>
+  </w:num>
+  <w:num w:numId="4" w16cid:durableId="1910652681">
+    <w:abstractNumId w:val="3"/>
+  </w:num>
+</w:numbering>
 </file>
 
 <file path=word/styles.xml><?xml version="1.0" encoding="utf-8"?>
@@ -747,7 +3706,6 @@
   <w:style w:type="character" w:default="1" w:styleId="DefaultParagraphFont">
     <w:name w:val="Default Paragraph Font"/>
     <w:uiPriority w:val="1"/>
-    <w:semiHidden/>
     <w:unhideWhenUsed/>
   </w:style>
   <w:style w:type="table" w:default="1" w:styleId="TableNormal">
@@ -1061,6 +4019,50 @@
       <w:spacing w:val="5"/>
     </w:rPr>
   </w:style>
+  <w:style w:type="paragraph" w:styleId="Header">
+    <w:name w:val="header"/>
+    <w:basedOn w:val="Normal"/>
+    <w:link w:val="HeaderChar"/>
+    <w:uiPriority w:val="99"/>
+    <w:unhideWhenUsed/>
+    <w:rsid w:val="0013080E"/>
+    <w:pPr>
+      <w:tabs>
+        <w:tab w:val="center" w:pos="4513"/>
+        <w:tab w:val="right" w:pos="9026"/>
+      </w:tabs>
+      <w:spacing w:after="0" w:line="240" w:lineRule="auto"/>
+    </w:pPr>
+  </w:style>
+  <w:style w:type="character" w:customStyle="1" w:styleId="HeaderChar">
+    <w:name w:val="Header Char"/>
+    <w:basedOn w:val="DefaultParagraphFont"/>
+    <w:link w:val="Header"/>
+    <w:uiPriority w:val="99"/>
+    <w:rsid w:val="0013080E"/>
+  </w:style>
+  <w:style w:type="paragraph" w:styleId="Footer">
+    <w:name w:val="footer"/>
+    <w:basedOn w:val="Normal"/>
+    <w:link w:val="FooterChar"/>
+    <w:uiPriority w:val="99"/>
+    <w:unhideWhenUsed/>
+    <w:rsid w:val="0013080E"/>
+    <w:pPr>
+      <w:tabs>
+        <w:tab w:val="center" w:pos="4513"/>
+        <w:tab w:val="right" w:pos="9026"/>
+      </w:tabs>
+      <w:spacing w:after="0" w:line="240" w:lineRule="auto"/>
+    </w:pPr>
+  </w:style>
+  <w:style w:type="character" w:customStyle="1" w:styleId="FooterChar">
+    <w:name w:val="Footer Char"/>
+    <w:basedOn w:val="DefaultParagraphFont"/>
+    <w:link w:val="Footer"/>
+    <w:uiPriority w:val="99"/>
+    <w:rsid w:val="0013080E"/>
+  </w:style>
 </w:styles>
 </file>
 
